--- a/Lab Manual Docs/Exp_07_Use_Case_Diagram.docx
+++ b/Lab Manual Docs/Exp_07_Use_Case_Diagram.docx
@@ -2,6 +2,352 @@
 <file path=word/document.xml><?xml version="1.0" encoding="utf-8"?>
 <w:document xmlns:wpc="http://schemas.microsoft.com/office/word/2010/wordprocessingCanvas" xmlns:mo="http://schemas.microsoft.com/office/mac/office/2008/main" xmlns:mc="http://schemas.openxmlformats.org/markup-compatibility/2006" xmlns:mv="urn:schemas-microsoft-com:mac:vml" xmlns:o="urn:schemas-microsoft-com:office:office" xmlns:r="http://schemas.openxmlformats.org/officeDocument/2006/relationships" xmlns:m="http://schemas.openxmlformats.org/officeDocument/2006/math" xmlns:v="urn:schemas-microsoft-com:vml" xmlns:wp14="http://schemas.microsoft.com/office/word/2010/wordprocessingDrawing" xmlns:wp="http://schemas.openxmlformats.org/drawingml/2006/wordprocessingDrawing" xmlns:w10="urn:schemas-microsoft-com:office:word" xmlns:w="http://schemas.openxmlformats.org/wordprocessingml/2006/main" xmlns:w14="http://schemas.microsoft.com/office/word/2010/wordml" xmlns:wpg="http://schemas.microsoft.com/office/word/2010/wordprocessingGroup" xmlns:wpi="http://schemas.microsoft.com/office/word/2010/wordprocessingInk" xmlns:wne="http://schemas.microsoft.com/office/word/2006/wordml" xmlns:wps="http://schemas.microsoft.com/office/word/2010/wordprocessingShape" mc:Ignorable="w14 wp14">
   <w:body>
+    <w:tbl>
+      <w:tblPr>
+        <w:tblW w:type="auto" w:w="0"/>
+        <w:jc w:val="center"/>
+        <w:tblLook w:firstColumn="1" w:firstRow="1" w:lastColumn="0" w:lastRow="0" w:noHBand="0" w:noVBand="1" w:val="04A0"/>
+        <w:tblBorders>
+          <w:top w:val="single" w:sz="8" w:space="0" w:color="000000"/>
+          <w:left w:val="single" w:sz="8" w:space="0" w:color="000000"/>
+          <w:bottom w:val="single" w:sz="8" w:space="0" w:color="000000"/>
+          <w:right w:val="single" w:sz="8" w:space="0" w:color="000000"/>
+          <w:insideH w:val="single" w:sz="8" w:space="0" w:color="000000"/>
+          <w:insideV w:val="single" w:sz="8" w:space="0" w:color="000000"/>
+        </w:tblBorders>
+      </w:tblPr>
+      <w:tblGrid>
+        <w:gridCol w:w="4320"/>
+        <w:gridCol w:w="4320"/>
+      </w:tblGrid>
+      <w:tr>
+        <w:tc>
+          <w:tcPr>
+            <w:tcW w:type="dxa" w:w="2592"/>
+            <w:tcMar>
+              <w:top w:w="100" w:type="dxa"/>
+              <w:bottom w:w="100" w:type="dxa"/>
+              <w:left w:w="140" w:type="dxa"/>
+              <w:right w:w="140" w:type="dxa"/>
+            </w:tcMar>
+          </w:tcPr>
+          <w:p>
+            <w:pPr>
+              <w:spacing w:before="0" w:after="0" w:line="276" w:lineRule="auto"/>
+              <w:jc w:val="left"/>
+            </w:pPr>
+            <w:r>
+              <w:rPr>
+                <w:rFonts w:ascii="Calibri" w:hAnsi="Calibri"/>
+                <w:b/>
+                <w:color w:val="000000"/>
+                <w:sz w:val="21"/>
+              </w:rPr>
+              <w:t>NAME</w:t>
+            </w:r>
+          </w:p>
+        </w:tc>
+        <w:tc>
+          <w:tcPr>
+            <w:tcW w:type="dxa" w:w="6768"/>
+            <w:tcMar>
+              <w:top w:w="100" w:type="dxa"/>
+              <w:bottom w:w="100" w:type="dxa"/>
+              <w:left w:w="140" w:type="dxa"/>
+              <w:right w:w="140" w:type="dxa"/>
+            </w:tcMar>
+          </w:tcPr>
+          <w:p>
+            <w:pPr>
+              <w:spacing w:before="0" w:after="0" w:line="276" w:lineRule="auto"/>
+              <w:jc w:val="left"/>
+            </w:pPr>
+            <w:r>
+              <w:rPr>
+                <w:rFonts w:ascii="Calibri" w:hAnsi="Calibri"/>
+                <w:color w:val="000000"/>
+                <w:sz w:val="21"/>
+              </w:rPr>
+              <w:t>Kimaya Teli</w:t>
+              <w:br/>
+              <w:t>Abhishek kumar Kairamkonda</w:t>
+              <w:br/>
+              <w:t>Krishna Somani</w:t>
+            </w:r>
+          </w:p>
+        </w:tc>
+      </w:tr>
+      <w:tr>
+        <w:tc>
+          <w:tcPr>
+            <w:tcW w:type="dxa" w:w="2592"/>
+            <w:tcMar>
+              <w:top w:w="100" w:type="dxa"/>
+              <w:bottom w:w="100" w:type="dxa"/>
+              <w:left w:w="140" w:type="dxa"/>
+              <w:right w:w="140" w:type="dxa"/>
+            </w:tcMar>
+          </w:tcPr>
+          <w:p>
+            <w:pPr>
+              <w:spacing w:before="0" w:after="0" w:line="276" w:lineRule="auto"/>
+              <w:jc w:val="left"/>
+            </w:pPr>
+            <w:r>
+              <w:rPr>
+                <w:rFonts w:ascii="Calibri" w:hAnsi="Calibri"/>
+                <w:b/>
+                <w:color w:val="000000"/>
+                <w:sz w:val="21"/>
+              </w:rPr>
+              <w:t>ROLL NO</w:t>
+            </w:r>
+          </w:p>
+        </w:tc>
+        <w:tc>
+          <w:tcPr>
+            <w:tcW w:type="dxa" w:w="6768"/>
+            <w:tcMar>
+              <w:top w:w="100" w:type="dxa"/>
+              <w:bottom w:w="100" w:type="dxa"/>
+              <w:left w:w="140" w:type="dxa"/>
+              <w:right w:w="140" w:type="dxa"/>
+            </w:tcMar>
+          </w:tcPr>
+          <w:p>
+            <w:pPr>
+              <w:spacing w:before="0" w:after="0" w:line="276" w:lineRule="auto"/>
+              <w:jc w:val="left"/>
+            </w:pPr>
+            <w:r>
+              <w:rPr>
+                <w:rFonts w:ascii="Calibri" w:hAnsi="Calibri"/>
+                <w:color w:val="000000"/>
+                <w:sz w:val="21"/>
+              </w:rPr>
+              <w:t>24102C0079</w:t>
+              <w:br/>
+              <w:t>24102C0085</w:t>
+              <w:br/>
+              <w:t>24102C0067</w:t>
+            </w:r>
+          </w:p>
+        </w:tc>
+      </w:tr>
+      <w:tr>
+        <w:tc>
+          <w:tcPr>
+            <w:tcW w:type="dxa" w:w="2592"/>
+            <w:tcMar>
+              <w:top w:w="100" w:type="dxa"/>
+              <w:bottom w:w="100" w:type="dxa"/>
+              <w:left w:w="140" w:type="dxa"/>
+              <w:right w:w="140" w:type="dxa"/>
+            </w:tcMar>
+          </w:tcPr>
+          <w:p>
+            <w:pPr>
+              <w:spacing w:before="0" w:after="0" w:line="276" w:lineRule="auto"/>
+              <w:jc w:val="left"/>
+            </w:pPr>
+            <w:r>
+              <w:rPr>
+                <w:rFonts w:ascii="Calibri" w:hAnsi="Calibri"/>
+                <w:b/>
+                <w:color w:val="000000"/>
+                <w:sz w:val="21"/>
+              </w:rPr>
+              <w:t>BRANCH</w:t>
+            </w:r>
+          </w:p>
+        </w:tc>
+        <w:tc>
+          <w:tcPr>
+            <w:tcW w:type="dxa" w:w="6768"/>
+            <w:tcMar>
+              <w:top w:w="100" w:type="dxa"/>
+              <w:bottom w:w="100" w:type="dxa"/>
+              <w:left w:w="140" w:type="dxa"/>
+              <w:right w:w="140" w:type="dxa"/>
+            </w:tcMar>
+          </w:tcPr>
+          <w:p>
+            <w:pPr>
+              <w:spacing w:before="0" w:after="0" w:line="276" w:lineRule="auto"/>
+              <w:jc w:val="left"/>
+            </w:pPr>
+            <w:r>
+              <w:rPr>
+                <w:rFonts w:ascii="Calibri" w:hAnsi="Calibri"/>
+                <w:color w:val="000000"/>
+                <w:sz w:val="21"/>
+              </w:rPr>
+              <w:t>CMPN</w:t>
+            </w:r>
+          </w:p>
+        </w:tc>
+      </w:tr>
+      <w:tr>
+        <w:tc>
+          <w:tcPr>
+            <w:tcW w:type="dxa" w:w="2592"/>
+            <w:tcMar>
+              <w:top w:w="100" w:type="dxa"/>
+              <w:bottom w:w="100" w:type="dxa"/>
+              <w:left w:w="140" w:type="dxa"/>
+              <w:right w:w="140" w:type="dxa"/>
+            </w:tcMar>
+          </w:tcPr>
+          <w:p>
+            <w:pPr>
+              <w:spacing w:before="0" w:after="0" w:line="276" w:lineRule="auto"/>
+              <w:jc w:val="left"/>
+            </w:pPr>
+            <w:r>
+              <w:rPr>
+                <w:rFonts w:ascii="Calibri" w:hAnsi="Calibri"/>
+                <w:b/>
+                <w:color w:val="000000"/>
+                <w:sz w:val="21"/>
+              </w:rPr>
+              <w:t>DIV</w:t>
+            </w:r>
+          </w:p>
+        </w:tc>
+        <w:tc>
+          <w:tcPr>
+            <w:tcW w:type="dxa" w:w="6768"/>
+            <w:tcMar>
+              <w:top w:w="100" w:type="dxa"/>
+              <w:bottom w:w="100" w:type="dxa"/>
+              <w:left w:w="140" w:type="dxa"/>
+              <w:right w:w="140" w:type="dxa"/>
+            </w:tcMar>
+          </w:tcPr>
+          <w:p>
+            <w:pPr>
+              <w:spacing w:before="0" w:after="0" w:line="276" w:lineRule="auto"/>
+              <w:jc w:val="left"/>
+            </w:pPr>
+            <w:r>
+              <w:rPr>
+                <w:rFonts w:ascii="Calibri" w:hAnsi="Calibri"/>
+                <w:color w:val="000000"/>
+                <w:sz w:val="21"/>
+              </w:rPr>
+              <w:t>C</w:t>
+            </w:r>
+          </w:p>
+        </w:tc>
+      </w:tr>
+      <w:tr>
+        <w:tc>
+          <w:tcPr>
+            <w:tcW w:type="dxa" w:w="2592"/>
+            <w:tcMar>
+              <w:top w:w="100" w:type="dxa"/>
+              <w:bottom w:w="100" w:type="dxa"/>
+              <w:left w:w="140" w:type="dxa"/>
+              <w:right w:w="140" w:type="dxa"/>
+            </w:tcMar>
+          </w:tcPr>
+          <w:p>
+            <w:pPr>
+              <w:spacing w:before="0" w:after="0" w:line="276" w:lineRule="auto"/>
+              <w:jc w:val="left"/>
+            </w:pPr>
+            <w:r>
+              <w:rPr>
+                <w:rFonts w:ascii="Calibri" w:hAnsi="Calibri"/>
+                <w:b/>
+                <w:color w:val="000000"/>
+                <w:sz w:val="21"/>
+              </w:rPr>
+              <w:t>SUBJECT</w:t>
+            </w:r>
+          </w:p>
+        </w:tc>
+        <w:tc>
+          <w:tcPr>
+            <w:tcW w:type="dxa" w:w="6768"/>
+            <w:tcMar>
+              <w:top w:w="100" w:type="dxa"/>
+              <w:bottom w:w="100" w:type="dxa"/>
+              <w:left w:w="140" w:type="dxa"/>
+              <w:right w:w="140" w:type="dxa"/>
+            </w:tcMar>
+          </w:tcPr>
+          <w:p>
+            <w:pPr>
+              <w:spacing w:before="0" w:after="0" w:line="276" w:lineRule="auto"/>
+              <w:jc w:val="left"/>
+            </w:pPr>
+            <w:r>
+              <w:rPr>
+                <w:rFonts w:ascii="Calibri" w:hAnsi="Calibri"/>
+                <w:color w:val="000000"/>
+                <w:sz w:val="21"/>
+              </w:rPr>
+              <w:t>WDL LAB</w:t>
+            </w:r>
+          </w:p>
+        </w:tc>
+      </w:tr>
+      <w:tr>
+        <w:tc>
+          <w:tcPr>
+            <w:tcW w:type="dxa" w:w="2592"/>
+            <w:tcMar>
+              <w:top w:w="100" w:type="dxa"/>
+              <w:bottom w:w="100" w:type="dxa"/>
+              <w:left w:w="140" w:type="dxa"/>
+              <w:right w:w="140" w:type="dxa"/>
+            </w:tcMar>
+          </w:tcPr>
+          <w:p>
+            <w:pPr>
+              <w:spacing w:before="0" w:after="0" w:line="276" w:lineRule="auto"/>
+              <w:jc w:val="left"/>
+            </w:pPr>
+            <w:r>
+              <w:rPr>
+                <w:rFonts w:ascii="Calibri" w:hAnsi="Calibri"/>
+                <w:b/>
+                <w:color w:val="000000"/>
+                <w:sz w:val="21"/>
+              </w:rPr>
+              <w:t>FACULTY</w:t>
+            </w:r>
+          </w:p>
+        </w:tc>
+        <w:tc>
+          <w:tcPr>
+            <w:tcW w:type="dxa" w:w="6768"/>
+            <w:tcMar>
+              <w:top w:w="100" w:type="dxa"/>
+              <w:bottom w:w="100" w:type="dxa"/>
+              <w:left w:w="140" w:type="dxa"/>
+              <w:right w:w="140" w:type="dxa"/>
+            </w:tcMar>
+          </w:tcPr>
+          <w:p>
+            <w:pPr>
+              <w:spacing w:before="0" w:after="0" w:line="276" w:lineRule="auto"/>
+              <w:jc w:val="left"/>
+            </w:pPr>
+            <w:r>
+              <w:rPr>
+                <w:rFonts w:ascii="Calibri" w:hAnsi="Calibri"/>
+                <w:color w:val="000000"/>
+                <w:sz w:val="21"/>
+              </w:rPr>
+              <w:t>Dr. Ravindra Sangle</w:t>
+            </w:r>
+          </w:p>
+        </w:tc>
+      </w:tr>
+    </w:tbl>
+    <w:p/>
     <w:p>
       <w:pPr>
         <w:jc w:val="center"/>

--- a/Lab Manual Docs/Exp_07_Use_Case_Diagram.docx
+++ b/Lab Manual Docs/Exp_07_Use_Case_Diagram.docx
@@ -17,8 +17,8 @@
         </w:tblBorders>
       </w:tblPr>
       <w:tblGrid>
-        <w:gridCol w:w="4320"/>
-        <w:gridCol w:w="4320"/>
+        <w:gridCol w:w="4680"/>
+        <w:gridCol w:w="4680"/>
       </w:tblGrid>
       <w:tr>
         <w:tc>
@@ -356,7 +356,7 @@
         <w:rPr>
           <w:rFonts w:ascii="Calibri" w:hAnsi="Calibri"/>
           <w:b/>
-          <w:color w:val="555555"/>
+          <w:color w:val="444444"/>
           <w:sz w:val="26"/>
         </w:rPr>
         <w:t>SOFTWARE ENGINEERING &amp; WEB DEVELOPMENT LAB MANUAL</w:t>
@@ -370,7 +370,7 @@
         <w:rPr>
           <w:rFonts w:ascii="Calibri" w:hAnsi="Calibri"/>
           <w:i/>
-          <w:color w:val="7F8C8D"/>
+          <w:color w:val="666666"/>
           <w:sz w:val="20"/>
         </w:rPr>
         <w:t>PROJECT CASE STUDY: LEDGERLY — INVOICE &amp; QUOTATION GENERATOR PWA</w:t>
@@ -379,6 +379,7 @@
     <w:p>
       <w:pPr>
         <w:pStyle w:val="Heading1"/>
+        <w:spacing w:before="280" w:after="80"/>
         <w:jc w:val="left"/>
       </w:pPr>
       <w:r>
@@ -386,7 +387,7 @@
           <w:rFonts w:ascii="Calibri" w:hAnsi="Calibri"/>
           <w:b/>
           <w:color w:val="1B4D4B"/>
-          <w:sz w:val="32"/>
+          <w:sz w:val="30"/>
         </w:rPr>
         <w:t>Experiment No. 7: Prepare Use Case Diagram for the Project Topic</w:t>
       </w:r>
@@ -395,85 +396,229 @@
     <w:p>
       <w:pPr>
         <w:pStyle w:val="Heading2"/>
+        <w:spacing w:before="200" w:after="60"/>
       </w:pPr>
       <w:r>
         <w:rPr>
           <w:rFonts w:ascii="Calibri" w:hAnsi="Calibri"/>
           <w:b/>
           <w:color w:val="2C3E50"/>
-          <w:sz w:val="26"/>
+          <w:sz w:val="25"/>
         </w:rPr>
-        <w:t>1. Pre-Requisites</w:t>
+        <w:t>1. Aim &amp; Objectives</w:t>
       </w:r>
     </w:p>
     <w:p>
+      <w:pPr>
+        <w:spacing w:before="0" w:after="90" w:line="276" w:lineRule="auto"/>
+      </w:pPr>
       <w:r>
-        <w:t>• Understanding of UML 2.0 behavioral modeling.</w:t>
-        <w:br/>
-        <w:t>• Knowledge of actors (primary, secondary), system boundaries, and associations.</w:t>
-        <w:br/>
-        <w:t>• Proper application of &lt;&lt;include&gt;&gt; (mandatory dependency) and &lt;&lt;extend&gt;&gt; (conditional functionality).</w:t>
+        <w:rPr>
+          <w:rFonts w:ascii="Calibri" w:hAnsi="Calibri"/>
+          <w:color w:val="1A202C"/>
+          <w:sz w:val="21"/>
+        </w:rPr>
+        <w:t>The objective of this experiment is to model the functional behavioral requirements of Ledgerly from the perspective of external actors using UML Use Case Diagrams and formal Use Case Specifications.</w:t>
+      </w:r>
+    </w:p>
+    <w:p>
+      <w:pPr>
+        <w:spacing w:before="0" w:after="90" w:line="276" w:lineRule="auto"/>
+      </w:pPr>
+      <w:r>
+        <w:rPr>
+          <w:rFonts w:ascii="Calibri" w:hAnsi="Calibri"/>
+          <w:color w:val="1A202C"/>
+          <w:sz w:val="21"/>
+        </w:rPr>
+        <w:t>Key Specific Objectives:</w:t>
+      </w:r>
+    </w:p>
+    <w:p>
+      <w:pPr>
+        <w:pStyle w:val="ListBullet"/>
+        <w:spacing w:before="0" w:after="50" w:line="276" w:lineRule="auto"/>
+      </w:pPr>
+      <w:r>
+        <w:rPr>
+          <w:rFonts w:ascii="Calibri" w:hAnsi="Calibri"/>
+          <w:b/>
+          <w:color w:val="1A202C"/>
+          <w:sz w:val="21"/>
+        </w:rPr>
+        <w:t xml:space="preserve">Actor Identification: </w:t>
+      </w:r>
+      <w:r>
+        <w:rPr>
+          <w:rFonts w:ascii="Calibri" w:hAnsi="Calibri"/>
+          <w:color w:val="1A202C"/>
+          <w:sz w:val="21"/>
+        </w:rPr>
+        <w:t>Identify primary and secondary system actors and establish the operational system boundary.</w:t>
+      </w:r>
+    </w:p>
+    <w:p>
+      <w:pPr>
+        <w:pStyle w:val="ListBullet"/>
+        <w:spacing w:before="0" w:after="50" w:line="276" w:lineRule="auto"/>
+      </w:pPr>
+      <w:r>
+        <w:rPr>
+          <w:rFonts w:ascii="Calibri" w:hAnsi="Calibri"/>
+          <w:b/>
+          <w:color w:val="1A202C"/>
+          <w:sz w:val="21"/>
+        </w:rPr>
+        <w:t xml:space="preserve">Relationship Modeling: </w:t>
+      </w:r>
+      <w:r>
+        <w:rPr>
+          <w:rFonts w:ascii="Calibri" w:hAnsi="Calibri"/>
+          <w:color w:val="1A202C"/>
+          <w:sz w:val="21"/>
+        </w:rPr>
+        <w:t>Model functional interactions and stereotype relationships (&lt;&lt;include&gt;&gt;, &lt;&lt;extend&gt;&gt;, Generalization).</w:t>
+      </w:r>
+    </w:p>
+    <w:p>
+      <w:pPr>
+        <w:pStyle w:val="ListBullet"/>
+        <w:spacing w:before="0" w:after="50" w:line="276" w:lineRule="auto"/>
+      </w:pPr>
+      <w:r>
+        <w:rPr>
+          <w:rFonts w:ascii="Calibri" w:hAnsi="Calibri"/>
+          <w:b/>
+          <w:color w:val="1A202C"/>
+          <w:sz w:val="21"/>
+        </w:rPr>
+        <w:t xml:space="preserve">Formal Specifications: </w:t>
+      </w:r>
+      <w:r>
+        <w:rPr>
+          <w:rFonts w:ascii="Calibri" w:hAnsi="Calibri"/>
+          <w:color w:val="1A202C"/>
+          <w:sz w:val="21"/>
+        </w:rPr>
+        <w:t>Author detailed, formal Use Case Specifications for high-value business workflows.</w:t>
+      </w:r>
+    </w:p>
+    <w:p>
+      <w:pPr>
+        <w:pStyle w:val="ListBullet"/>
+        <w:spacing w:before="0" w:after="50" w:line="276" w:lineRule="auto"/>
+      </w:pPr>
+      <w:r>
+        <w:rPr>
+          <w:rFonts w:ascii="Calibri" w:hAnsi="Calibri"/>
+          <w:b/>
+          <w:color w:val="1A202C"/>
+          <w:sz w:val="21"/>
+        </w:rPr>
+        <w:t xml:space="preserve">Traceability Mapping: </w:t>
+      </w:r>
+      <w:r>
+        <w:rPr>
+          <w:rFonts w:ascii="Calibri" w:hAnsi="Calibri"/>
+          <w:color w:val="1A202C"/>
+          <w:sz w:val="21"/>
+        </w:rPr>
+        <w:t>Map use cases directly to implementation functions and user interface views.</w:t>
       </w:r>
     </w:p>
     <w:p>
       <w:pPr>
         <w:pStyle w:val="Heading2"/>
+        <w:spacing w:before="200" w:after="60"/>
       </w:pPr>
       <w:r>
         <w:rPr>
           <w:rFonts w:ascii="Calibri" w:hAnsi="Calibri"/>
           <w:b/>
           <w:color w:val="2C3E50"/>
-          <w:sz w:val="26"/>
+          <w:sz w:val="25"/>
         </w:rPr>
-        <w:t>2. Objective</w:t>
+        <w:t>2. Pre-Requisites</w:t>
       </w:r>
     </w:p>
     <w:p>
+      <w:pPr>
+        <w:pStyle w:val="ListBullet"/>
+        <w:spacing w:before="0" w:after="50" w:line="276" w:lineRule="auto"/>
+      </w:pPr>
       <w:r>
-        <w:t>To construct a UML Use Case diagram for Ledgerly representing user roles, system boundary limits, and relationships between core invoicing and accounting operations.</w:t>
+        <w:rPr>
+          <w:rFonts w:ascii="Calibri" w:hAnsi="Calibri"/>
+          <w:color w:val="1A202C"/>
+          <w:sz w:val="21"/>
+        </w:rPr>
+        <w:t>Object-Oriented Analysis and Design (OOAD) and UML 2.5 Use Case metamodel standards.</w:t>
+      </w:r>
+    </w:p>
+    <w:p>
+      <w:pPr>
+        <w:pStyle w:val="ListBullet"/>
+        <w:spacing w:before="0" w:after="50" w:line="276" w:lineRule="auto"/>
+      </w:pPr>
+      <w:r>
+        <w:rPr>
+          <w:rFonts w:ascii="Calibri" w:hAnsi="Calibri"/>
+          <w:color w:val="1A202C"/>
+          <w:sz w:val="21"/>
+        </w:rPr>
+        <w:t>Difference between functional requirements, user stories, and formal use case specifications.</w:t>
       </w:r>
     </w:p>
     <w:p>
       <w:pPr>
         <w:pStyle w:val="Heading2"/>
+        <w:spacing w:before="200" w:after="60"/>
       </w:pPr>
       <w:r>
         <w:rPr>
           <w:rFonts w:ascii="Calibri" w:hAnsi="Calibri"/>
           <w:b/>
           <w:color w:val="2C3E50"/>
-          <w:sz w:val="26"/>
+          <w:sz w:val="25"/>
         </w:rPr>
-        <w:t>3. Actors &amp; Use Cases</w:t>
+        <w:t>Hardware &amp; Software Requirements</w:t>
       </w:r>
     </w:p>
     <w:tbl>
       <w:tblPr>
         <w:tblW w:type="auto" w:w="0"/>
         <w:jc w:val="center"/>
-        <w:tblLayout w:type="autofit"/>
+        <w:tblLayout w:type="fixed"/>
         <w:tblLook w:firstColumn="1" w:firstRow="1" w:lastColumn="0" w:lastRow="0" w:noHBand="0" w:noVBand="1" w:val="04A0"/>
+        <w:tblBorders>
+          <w:top w:val="single" w:sz="4" w:space="0" w:color="D1D5DB"/>
+          <w:left w:val="single" w:sz="4" w:space="0" w:color="D1D5DB"/>
+          <w:bottom w:val="single" w:sz="4" w:space="0" w:color="D1D5DB"/>
+          <w:right w:val="single" w:sz="4" w:space="0" w:color="D1D5DB"/>
+          <w:insideH w:val="single" w:sz="4" w:space="0" w:color="D1D5DB"/>
+          <w:insideV w:val="single" w:sz="4" w:space="0" w:color="D1D5DB"/>
+        </w:tblBorders>
       </w:tblPr>
       <w:tblGrid>
-        <w:gridCol w:w="2880"/>
-        <w:gridCol w:w="2880"/>
-        <w:gridCol w:w="2880"/>
+        <w:gridCol w:w="3120"/>
+        <w:gridCol w:w="3120"/>
+        <w:gridCol w:w="3120"/>
       </w:tblGrid>
       <w:tr>
         <w:tc>
           <w:tcPr>
-            <w:tcW w:type="dxa" w:w="2880"/>
+            <w:tcW w:type="dxa" w:w="2160"/>
             <w:shd w:val="clear" w:color="auto" w:fill="1B4D4B"/>
             <w:tcMar>
               <w:top w:w="120" w:type="dxa"/>
               <w:bottom w:w="120" w:type="dxa"/>
-              <w:left w:w="150" w:type="dxa"/>
-              <w:right w:w="150" w:type="dxa"/>
+              <w:left w:w="140" w:type="dxa"/>
+              <w:right w:w="140" w:type="dxa"/>
             </w:tcMar>
           </w:tcPr>
           <w:p>
             <w:pPr>
+              <w:spacing w:before="0" w:after="0"/>
               <w:jc w:val="left"/>
             </w:pPr>
             <w:r>
@@ -483,23 +628,24 @@
                 <w:color w:val="FFFFFF"/>
                 <w:sz w:val="20"/>
               </w:rPr>
-              <w:t>Actor</w:t>
+              <w:t>Category</w:t>
             </w:r>
           </w:p>
         </w:tc>
         <w:tc>
           <w:tcPr>
-            <w:tcW w:type="dxa" w:w="2880"/>
+            <w:tcW w:type="dxa" w:w="3168"/>
             <w:shd w:val="clear" w:color="auto" w:fill="1B4D4B"/>
             <w:tcMar>
               <w:top w:w="120" w:type="dxa"/>
               <w:bottom w:w="120" w:type="dxa"/>
-              <w:left w:w="150" w:type="dxa"/>
-              <w:right w:w="150" w:type="dxa"/>
+              <w:left w:w="140" w:type="dxa"/>
+              <w:right w:w="140" w:type="dxa"/>
             </w:tcMar>
           </w:tcPr>
           <w:p>
             <w:pPr>
+              <w:spacing w:before="0" w:after="0"/>
               <w:jc w:val="left"/>
             </w:pPr>
             <w:r>
@@ -509,23 +655,24 @@
                 <w:color w:val="FFFFFF"/>
                 <w:sz w:val="20"/>
               </w:rPr>
-              <w:t>Role Classification</w:t>
+              <w:t>Component / Specification</w:t>
             </w:r>
           </w:p>
         </w:tc>
         <w:tc>
           <w:tcPr>
-            <w:tcW w:type="dxa" w:w="2880"/>
+            <w:tcW w:type="dxa" w:w="4032"/>
             <w:shd w:val="clear" w:color="auto" w:fill="1B4D4B"/>
             <w:tcMar>
               <w:top w:w="120" w:type="dxa"/>
               <w:bottom w:w="120" w:type="dxa"/>
-              <w:left w:w="150" w:type="dxa"/>
-              <w:right w:w="150" w:type="dxa"/>
+              <w:left w:w="140" w:type="dxa"/>
+              <w:right w:w="140" w:type="dxa"/>
             </w:tcMar>
           </w:tcPr>
           <w:p>
             <w:pPr>
+              <w:spacing w:before="0" w:after="0"/>
               <w:jc w:val="left"/>
             </w:pPr>
             <w:r>
@@ -535,7 +682,7 @@
                 <w:color w:val="FFFFFF"/>
                 <w:sz w:val="20"/>
               </w:rPr>
-              <w:t>Associated Use Cases</w:t>
+              <w:t>Minimum Recommended Configuration</w:t>
             </w:r>
           </w:p>
         </w:tc>
@@ -543,76 +690,79 @@
       <w:tr>
         <w:tc>
           <w:tcPr>
-            <w:tcW w:type="dxa" w:w="2880"/>
+            <w:tcW w:type="dxa" w:w="2160"/>
             <w:shd w:val="clear" w:color="auto" w:fill="FFFFFF"/>
             <w:tcMar>
               <w:top w:w="100" w:type="dxa"/>
               <w:bottom w:w="100" w:type="dxa"/>
-              <w:left w:w="150" w:type="dxa"/>
-              <w:right w:w="150" w:type="dxa"/>
+              <w:left w:w="140" w:type="dxa"/>
+              <w:right w:w="140" w:type="dxa"/>
             </w:tcMar>
           </w:tcPr>
           <w:p>
             <w:pPr>
+              <w:spacing w:before="0" w:after="0" w:line="276" w:lineRule="auto"/>
               <w:jc w:val="left"/>
             </w:pPr>
             <w:r>
               <w:rPr>
                 <w:rFonts w:ascii="Calibri" w:hAnsi="Calibri"/>
-                <w:color w:val="333333"/>
+                <w:color w:val="1A202C"/>
                 <w:sz w:val="19"/>
               </w:rPr>
-              <w:t>Business Owner / Freelancer</w:t>
+              <w:t>Hardware</w:t>
             </w:r>
           </w:p>
         </w:tc>
         <w:tc>
           <w:tcPr>
-            <w:tcW w:type="dxa" w:w="2880"/>
+            <w:tcW w:type="dxa" w:w="3168"/>
             <w:shd w:val="clear" w:color="auto" w:fill="FFFFFF"/>
             <w:tcMar>
               <w:top w:w="100" w:type="dxa"/>
               <w:bottom w:w="100" w:type="dxa"/>
-              <w:left w:w="150" w:type="dxa"/>
-              <w:right w:w="150" w:type="dxa"/>
+              <w:left w:w="140" w:type="dxa"/>
+              <w:right w:w="140" w:type="dxa"/>
             </w:tcMar>
           </w:tcPr>
           <w:p>
             <w:pPr>
+              <w:spacing w:before="0" w:after="0" w:line="276" w:lineRule="auto"/>
               <w:jc w:val="left"/>
             </w:pPr>
             <w:r>
               <w:rPr>
                 <w:rFonts w:ascii="Calibri" w:hAnsi="Calibri"/>
-                <w:color w:val="333333"/>
+                <w:color w:val="1A202C"/>
                 <w:sz w:val="19"/>
               </w:rPr>
-              <w:t>Primary Actor</w:t>
+              <w:t>Processor / CPU</w:t>
             </w:r>
           </w:p>
         </w:tc>
         <w:tc>
           <w:tcPr>
-            <w:tcW w:type="dxa" w:w="2880"/>
+            <w:tcW w:type="dxa" w:w="4032"/>
             <w:shd w:val="clear" w:color="auto" w:fill="FFFFFF"/>
             <w:tcMar>
               <w:top w:w="100" w:type="dxa"/>
               <w:bottom w:w="100" w:type="dxa"/>
-              <w:left w:w="150" w:type="dxa"/>
-              <w:right w:w="150" w:type="dxa"/>
+              <w:left w:w="140" w:type="dxa"/>
+              <w:right w:w="140" w:type="dxa"/>
             </w:tcMar>
           </w:tcPr>
           <w:p>
             <w:pPr>
+              <w:spacing w:before="0" w:after="0" w:line="276" w:lineRule="auto"/>
               <w:jc w:val="left"/>
             </w:pPr>
             <w:r>
               <w:rPr>
                 <w:rFonts w:ascii="Calibri" w:hAnsi="Calibri"/>
-                <w:color w:val="333333"/>
+                <w:color w:val="1A202C"/>
                 <w:sz w:val="19"/>
               </w:rPr>
-              <w:t>Register Account, Login, Manage Profile, Manage Customers, Create Invoice, Record Payment, Download PDF, Export Data.</w:t>
+              <w:t>Intel Core i5 / AMD Ryzen 5 or higher (minimum 2.0 GHz)</w:t>
             </w:r>
           </w:p>
         </w:tc>
@@ -620,76 +770,79 @@
       <w:tr>
         <w:tc>
           <w:tcPr>
-            <w:tcW w:type="dxa" w:w="2880"/>
-            <w:shd w:val="clear" w:color="auto" w:fill="F4F6F6"/>
+            <w:tcW w:type="dxa" w:w="2160"/>
+            <w:shd w:val="clear" w:color="auto" w:fill="F7FAFC"/>
             <w:tcMar>
               <w:top w:w="100" w:type="dxa"/>
               <w:bottom w:w="100" w:type="dxa"/>
-              <w:left w:w="150" w:type="dxa"/>
-              <w:right w:w="150" w:type="dxa"/>
+              <w:left w:w="140" w:type="dxa"/>
+              <w:right w:w="140" w:type="dxa"/>
             </w:tcMar>
           </w:tcPr>
           <w:p>
             <w:pPr>
+              <w:spacing w:before="0" w:after="0" w:line="276" w:lineRule="auto"/>
               <w:jc w:val="left"/>
             </w:pPr>
             <w:r>
               <w:rPr>
                 <w:rFonts w:ascii="Calibri" w:hAnsi="Calibri"/>
-                <w:color w:val="333333"/>
+                <w:color w:val="1A202C"/>
                 <w:sz w:val="19"/>
               </w:rPr>
-              <w:t>Client / Customer</w:t>
+              <w:t>Hardware</w:t>
             </w:r>
           </w:p>
         </w:tc>
         <w:tc>
           <w:tcPr>
-            <w:tcW w:type="dxa" w:w="2880"/>
-            <w:shd w:val="clear" w:color="auto" w:fill="F4F6F6"/>
+            <w:tcW w:type="dxa" w:w="3168"/>
+            <w:shd w:val="clear" w:color="auto" w:fill="F7FAFC"/>
             <w:tcMar>
               <w:top w:w="100" w:type="dxa"/>
               <w:bottom w:w="100" w:type="dxa"/>
-              <w:left w:w="150" w:type="dxa"/>
-              <w:right w:w="150" w:type="dxa"/>
+              <w:left w:w="140" w:type="dxa"/>
+              <w:right w:w="140" w:type="dxa"/>
             </w:tcMar>
           </w:tcPr>
           <w:p>
             <w:pPr>
+              <w:spacing w:before="0" w:after="0" w:line="276" w:lineRule="auto"/>
               <w:jc w:val="left"/>
             </w:pPr>
             <w:r>
               <w:rPr>
                 <w:rFonts w:ascii="Calibri" w:hAnsi="Calibri"/>
-                <w:color w:val="333333"/>
+                <w:color w:val="1A202C"/>
                 <w:sz w:val="19"/>
               </w:rPr>
-              <w:t>Secondary Actor</w:t>
+              <w:t>System Memory (RAM)</w:t>
             </w:r>
           </w:p>
         </w:tc>
         <w:tc>
           <w:tcPr>
-            <w:tcW w:type="dxa" w:w="2880"/>
-            <w:shd w:val="clear" w:color="auto" w:fill="F4F6F6"/>
+            <w:tcW w:type="dxa" w:w="4032"/>
+            <w:shd w:val="clear" w:color="auto" w:fill="F7FAFC"/>
             <w:tcMar>
               <w:top w:w="100" w:type="dxa"/>
               <w:bottom w:w="100" w:type="dxa"/>
-              <w:left w:w="150" w:type="dxa"/>
-              <w:right w:w="150" w:type="dxa"/>
+              <w:left w:w="140" w:type="dxa"/>
+              <w:right w:w="140" w:type="dxa"/>
             </w:tcMar>
           </w:tcPr>
           <w:p>
             <w:pPr>
+              <w:spacing w:before="0" w:after="0" w:line="276" w:lineRule="auto"/>
               <w:jc w:val="left"/>
             </w:pPr>
             <w:r>
               <w:rPr>
                 <w:rFonts w:ascii="Calibri" w:hAnsi="Calibri"/>
-                <w:color w:val="333333"/>
+                <w:color w:val="1A202C"/>
                 <w:sz w:val="19"/>
               </w:rPr>
-              <w:t>Receive Invoice, Scan UPI QR, View Account Statement.</w:t>
+              <w:t>8.0 GB RAM or higher recommended</w:t>
             </w:r>
           </w:p>
         </w:tc>
@@ -697,76 +850,639 @@
       <w:tr>
         <w:tc>
           <w:tcPr>
-            <w:tcW w:type="dxa" w:w="2880"/>
+            <w:tcW w:type="dxa" w:w="2160"/>
             <w:shd w:val="clear" w:color="auto" w:fill="FFFFFF"/>
             <w:tcMar>
               <w:top w:w="100" w:type="dxa"/>
               <w:bottom w:w="100" w:type="dxa"/>
-              <w:left w:w="150" w:type="dxa"/>
-              <w:right w:w="150" w:type="dxa"/>
+              <w:left w:w="140" w:type="dxa"/>
+              <w:right w:w="140" w:type="dxa"/>
             </w:tcMar>
           </w:tcPr>
           <w:p>
             <w:pPr>
+              <w:spacing w:before="0" w:after="0" w:line="276" w:lineRule="auto"/>
               <w:jc w:val="left"/>
             </w:pPr>
             <w:r>
               <w:rPr>
                 <w:rFonts w:ascii="Calibri" w:hAnsi="Calibri"/>
-                <w:color w:val="333333"/>
+                <w:color w:val="1A202C"/>
                 <w:sz w:val="19"/>
               </w:rPr>
-              <w:t>Authentication Service</w:t>
+              <w:t>Hardware</w:t>
             </w:r>
           </w:p>
         </w:tc>
         <w:tc>
           <w:tcPr>
-            <w:tcW w:type="dxa" w:w="2880"/>
+            <w:tcW w:type="dxa" w:w="3168"/>
             <w:shd w:val="clear" w:color="auto" w:fill="FFFFFF"/>
             <w:tcMar>
               <w:top w:w="100" w:type="dxa"/>
               <w:bottom w:w="100" w:type="dxa"/>
-              <w:left w:w="150" w:type="dxa"/>
-              <w:right w:w="150" w:type="dxa"/>
+              <w:left w:w="140" w:type="dxa"/>
+              <w:right w:w="140" w:type="dxa"/>
             </w:tcMar>
           </w:tcPr>
           <w:p>
             <w:pPr>
+              <w:spacing w:before="0" w:after="0" w:line="276" w:lineRule="auto"/>
               <w:jc w:val="left"/>
             </w:pPr>
             <w:r>
               <w:rPr>
                 <w:rFonts w:ascii="Calibri" w:hAnsi="Calibri"/>
-                <w:color w:val="333333"/>
+                <w:color w:val="1A202C"/>
                 <w:sz w:val="19"/>
               </w:rPr>
-              <w:t>System / Supporting</w:t>
+              <w:t>Storage / Disk</w:t>
             </w:r>
           </w:p>
         </w:tc>
         <w:tc>
           <w:tcPr>
-            <w:tcW w:type="dxa" w:w="2880"/>
+            <w:tcW w:type="dxa" w:w="4032"/>
             <w:shd w:val="clear" w:color="auto" w:fill="FFFFFF"/>
             <w:tcMar>
               <w:top w:w="100" w:type="dxa"/>
               <w:bottom w:w="100" w:type="dxa"/>
-              <w:left w:w="150" w:type="dxa"/>
-              <w:right w:w="150" w:type="dxa"/>
+              <w:left w:w="140" w:type="dxa"/>
+              <w:right w:w="140" w:type="dxa"/>
             </w:tcMar>
           </w:tcPr>
           <w:p>
             <w:pPr>
+              <w:spacing w:before="0" w:after="0" w:line="276" w:lineRule="auto"/>
               <w:jc w:val="left"/>
             </w:pPr>
             <w:r>
               <w:rPr>
                 <w:rFonts w:ascii="Calibri" w:hAnsi="Calibri"/>
-                <w:color w:val="333333"/>
+                <w:color w:val="1A202C"/>
                 <w:sz w:val="19"/>
               </w:rPr>
-              <w:t>Validate Credentials (&lt;&lt;include&gt;&gt;), Enforce Session Expiry.</w:t>
+              <w:t>256 GB SSD (Minimum 500 MB free workspace space)</w:t>
+            </w:r>
+          </w:p>
+        </w:tc>
+      </w:tr>
+      <w:tr>
+        <w:tc>
+          <w:tcPr>
+            <w:tcW w:type="dxa" w:w="2160"/>
+            <w:shd w:val="clear" w:color="auto" w:fill="F7FAFC"/>
+            <w:tcMar>
+              <w:top w:w="100" w:type="dxa"/>
+              <w:bottom w:w="100" w:type="dxa"/>
+              <w:left w:w="140" w:type="dxa"/>
+              <w:right w:w="140" w:type="dxa"/>
+            </w:tcMar>
+          </w:tcPr>
+          <w:p>
+            <w:pPr>
+              <w:spacing w:before="0" w:after="0" w:line="276" w:lineRule="auto"/>
+              <w:jc w:val="left"/>
+            </w:pPr>
+            <w:r>
+              <w:rPr>
+                <w:rFonts w:ascii="Calibri" w:hAnsi="Calibri"/>
+                <w:color w:val="1A202C"/>
+                <w:sz w:val="19"/>
+              </w:rPr>
+              <w:t>Hardware</w:t>
+            </w:r>
+          </w:p>
+        </w:tc>
+        <w:tc>
+          <w:tcPr>
+            <w:tcW w:type="dxa" w:w="3168"/>
+            <w:shd w:val="clear" w:color="auto" w:fill="F7FAFC"/>
+            <w:tcMar>
+              <w:top w:w="100" w:type="dxa"/>
+              <w:bottom w:w="100" w:type="dxa"/>
+              <w:left w:w="140" w:type="dxa"/>
+              <w:right w:w="140" w:type="dxa"/>
+            </w:tcMar>
+          </w:tcPr>
+          <w:p>
+            <w:pPr>
+              <w:spacing w:before="0" w:after="0" w:line="276" w:lineRule="auto"/>
+              <w:jc w:val="left"/>
+            </w:pPr>
+            <w:r>
+              <w:rPr>
+                <w:rFonts w:ascii="Calibri" w:hAnsi="Calibri"/>
+                <w:color w:val="1A202C"/>
+                <w:sz w:val="19"/>
+              </w:rPr>
+              <w:t>Display / Resolution</w:t>
+            </w:r>
+          </w:p>
+        </w:tc>
+        <w:tc>
+          <w:tcPr>
+            <w:tcW w:type="dxa" w:w="4032"/>
+            <w:shd w:val="clear" w:color="auto" w:fill="F7FAFC"/>
+            <w:tcMar>
+              <w:top w:w="100" w:type="dxa"/>
+              <w:bottom w:w="100" w:type="dxa"/>
+              <w:left w:w="140" w:type="dxa"/>
+              <w:right w:w="140" w:type="dxa"/>
+            </w:tcMar>
+          </w:tcPr>
+          <w:p>
+            <w:pPr>
+              <w:spacing w:before="0" w:after="0" w:line="276" w:lineRule="auto"/>
+              <w:jc w:val="left"/>
+            </w:pPr>
+            <w:r>
+              <w:rPr>
+                <w:rFonts w:ascii="Calibri" w:hAnsi="Calibri"/>
+                <w:color w:val="1A202C"/>
+                <w:sz w:val="19"/>
+              </w:rPr>
+              <w:t>1920 x 1080 Full HD (Responsive down to 360 x 640 mobile viewports)</w:t>
+            </w:r>
+          </w:p>
+        </w:tc>
+      </w:tr>
+      <w:tr>
+        <w:tc>
+          <w:tcPr>
+            <w:tcW w:type="dxa" w:w="2160"/>
+            <w:shd w:val="clear" w:color="auto" w:fill="FFFFFF"/>
+            <w:tcMar>
+              <w:top w:w="100" w:type="dxa"/>
+              <w:bottom w:w="100" w:type="dxa"/>
+              <w:left w:w="140" w:type="dxa"/>
+              <w:right w:w="140" w:type="dxa"/>
+            </w:tcMar>
+          </w:tcPr>
+          <w:p>
+            <w:pPr>
+              <w:spacing w:before="0" w:after="0" w:line="276" w:lineRule="auto"/>
+              <w:jc w:val="left"/>
+            </w:pPr>
+            <w:r>
+              <w:rPr>
+                <w:rFonts w:ascii="Calibri" w:hAnsi="Calibri"/>
+                <w:color w:val="1A202C"/>
+                <w:sz w:val="19"/>
+              </w:rPr>
+              <w:t>Software / Runtime</w:t>
+            </w:r>
+          </w:p>
+        </w:tc>
+        <w:tc>
+          <w:tcPr>
+            <w:tcW w:type="dxa" w:w="3168"/>
+            <w:shd w:val="clear" w:color="auto" w:fill="FFFFFF"/>
+            <w:tcMar>
+              <w:top w:w="100" w:type="dxa"/>
+              <w:bottom w:w="100" w:type="dxa"/>
+              <w:left w:w="140" w:type="dxa"/>
+              <w:right w:w="140" w:type="dxa"/>
+            </w:tcMar>
+          </w:tcPr>
+          <w:p>
+            <w:pPr>
+              <w:spacing w:before="0" w:after="0" w:line="276" w:lineRule="auto"/>
+              <w:jc w:val="left"/>
+            </w:pPr>
+            <w:r>
+              <w:rPr>
+                <w:rFonts w:ascii="Calibri" w:hAnsi="Calibri"/>
+                <w:color w:val="1A202C"/>
+                <w:sz w:val="19"/>
+              </w:rPr>
+              <w:t>Operating System</w:t>
+            </w:r>
+          </w:p>
+        </w:tc>
+        <w:tc>
+          <w:tcPr>
+            <w:tcW w:type="dxa" w:w="4032"/>
+            <w:shd w:val="clear" w:color="auto" w:fill="FFFFFF"/>
+            <w:tcMar>
+              <w:top w:w="100" w:type="dxa"/>
+              <w:bottom w:w="100" w:type="dxa"/>
+              <w:left w:w="140" w:type="dxa"/>
+              <w:right w:w="140" w:type="dxa"/>
+            </w:tcMar>
+          </w:tcPr>
+          <w:p>
+            <w:pPr>
+              <w:spacing w:before="0" w:after="0" w:line="276" w:lineRule="auto"/>
+              <w:jc w:val="left"/>
+            </w:pPr>
+            <w:r>
+              <w:rPr>
+                <w:rFonts w:ascii="Calibri" w:hAnsi="Calibri"/>
+                <w:color w:val="1A202C"/>
+                <w:sz w:val="19"/>
+              </w:rPr>
+              <w:t>Windows 11 / 10 (64-bit) / Ubuntu Linux / macOS</w:t>
+            </w:r>
+          </w:p>
+        </w:tc>
+      </w:tr>
+      <w:tr>
+        <w:tc>
+          <w:tcPr>
+            <w:tcW w:type="dxa" w:w="2160"/>
+            <w:shd w:val="clear" w:color="auto" w:fill="F7FAFC"/>
+            <w:tcMar>
+              <w:top w:w="100" w:type="dxa"/>
+              <w:bottom w:w="100" w:type="dxa"/>
+              <w:left w:w="140" w:type="dxa"/>
+              <w:right w:w="140" w:type="dxa"/>
+            </w:tcMar>
+          </w:tcPr>
+          <w:p>
+            <w:pPr>
+              <w:spacing w:before="0" w:after="0" w:line="276" w:lineRule="auto"/>
+              <w:jc w:val="left"/>
+            </w:pPr>
+            <w:r>
+              <w:rPr>
+                <w:rFonts w:ascii="Calibri" w:hAnsi="Calibri"/>
+                <w:color w:val="1A202C"/>
+                <w:sz w:val="19"/>
+              </w:rPr>
+              <w:t>Software / Runtime</w:t>
+            </w:r>
+          </w:p>
+        </w:tc>
+        <w:tc>
+          <w:tcPr>
+            <w:tcW w:type="dxa" w:w="3168"/>
+            <w:shd w:val="clear" w:color="auto" w:fill="F7FAFC"/>
+            <w:tcMar>
+              <w:top w:w="100" w:type="dxa"/>
+              <w:bottom w:w="100" w:type="dxa"/>
+              <w:left w:w="140" w:type="dxa"/>
+              <w:right w:w="140" w:type="dxa"/>
+            </w:tcMar>
+          </w:tcPr>
+          <w:p>
+            <w:pPr>
+              <w:spacing w:before="0" w:after="0" w:line="276" w:lineRule="auto"/>
+              <w:jc w:val="left"/>
+            </w:pPr>
+            <w:r>
+              <w:rPr>
+                <w:rFonts w:ascii="Calibri" w:hAnsi="Calibri"/>
+                <w:color w:val="1A202C"/>
+                <w:sz w:val="19"/>
+              </w:rPr>
+              <w:t>Web Browser</w:t>
+            </w:r>
+          </w:p>
+        </w:tc>
+        <w:tc>
+          <w:tcPr>
+            <w:tcW w:type="dxa" w:w="4032"/>
+            <w:shd w:val="clear" w:color="auto" w:fill="F7FAFC"/>
+            <w:tcMar>
+              <w:top w:w="100" w:type="dxa"/>
+              <w:bottom w:w="100" w:type="dxa"/>
+              <w:left w:w="140" w:type="dxa"/>
+              <w:right w:w="140" w:type="dxa"/>
+            </w:tcMar>
+          </w:tcPr>
+          <w:p>
+            <w:pPr>
+              <w:spacing w:before="0" w:after="0" w:line="276" w:lineRule="auto"/>
+              <w:jc w:val="left"/>
+            </w:pPr>
+            <w:r>
+              <w:rPr>
+                <w:rFonts w:ascii="Calibri" w:hAnsi="Calibri"/>
+                <w:color w:val="1A202C"/>
+                <w:sz w:val="19"/>
+              </w:rPr>
+              <w:t>Google Chrome (v110+), Mozilla Firefox (v115+), Microsoft Edge</w:t>
+            </w:r>
+          </w:p>
+        </w:tc>
+      </w:tr>
+      <w:tr>
+        <w:tc>
+          <w:tcPr>
+            <w:tcW w:type="dxa" w:w="2160"/>
+            <w:shd w:val="clear" w:color="auto" w:fill="FFFFFF"/>
+            <w:tcMar>
+              <w:top w:w="100" w:type="dxa"/>
+              <w:bottom w:w="100" w:type="dxa"/>
+              <w:left w:w="140" w:type="dxa"/>
+              <w:right w:w="140" w:type="dxa"/>
+            </w:tcMar>
+          </w:tcPr>
+          <w:p>
+            <w:pPr>
+              <w:spacing w:before="0" w:after="0" w:line="276" w:lineRule="auto"/>
+              <w:jc w:val="left"/>
+            </w:pPr>
+            <w:r>
+              <w:rPr>
+                <w:rFonts w:ascii="Calibri" w:hAnsi="Calibri"/>
+                <w:color w:val="1A202C"/>
+                <w:sz w:val="19"/>
+              </w:rPr>
+              <w:t>Software / Runtime</w:t>
+            </w:r>
+          </w:p>
+        </w:tc>
+        <w:tc>
+          <w:tcPr>
+            <w:tcW w:type="dxa" w:w="3168"/>
+            <w:shd w:val="clear" w:color="auto" w:fill="FFFFFF"/>
+            <w:tcMar>
+              <w:top w:w="100" w:type="dxa"/>
+              <w:bottom w:w="100" w:type="dxa"/>
+              <w:left w:w="140" w:type="dxa"/>
+              <w:right w:w="140" w:type="dxa"/>
+            </w:tcMar>
+          </w:tcPr>
+          <w:p>
+            <w:pPr>
+              <w:spacing w:before="0" w:after="0" w:line="276" w:lineRule="auto"/>
+              <w:jc w:val="left"/>
+            </w:pPr>
+            <w:r>
+              <w:rPr>
+                <w:rFonts w:ascii="Calibri" w:hAnsi="Calibri"/>
+                <w:color w:val="1A202C"/>
+                <w:sz w:val="19"/>
+              </w:rPr>
+              <w:t>Core Technologies</w:t>
+            </w:r>
+          </w:p>
+        </w:tc>
+        <w:tc>
+          <w:tcPr>
+            <w:tcW w:type="dxa" w:w="4032"/>
+            <w:shd w:val="clear" w:color="auto" w:fill="FFFFFF"/>
+            <w:tcMar>
+              <w:top w:w="100" w:type="dxa"/>
+              <w:bottom w:w="100" w:type="dxa"/>
+              <w:left w:w="140" w:type="dxa"/>
+              <w:right w:w="140" w:type="dxa"/>
+            </w:tcMar>
+          </w:tcPr>
+          <w:p>
+            <w:pPr>
+              <w:spacing w:before="0" w:after="0" w:line="276" w:lineRule="auto"/>
+              <w:jc w:val="left"/>
+            </w:pPr>
+            <w:r>
+              <w:rPr>
+                <w:rFonts w:ascii="Calibri" w:hAnsi="Calibri"/>
+                <w:color w:val="1A202C"/>
+                <w:sz w:val="19"/>
+              </w:rPr>
+              <w:t>HTML5, Vanilla CSS3 (Custom Variables), ECMAScript 2022 (Pure Vanilla JS)</w:t>
+            </w:r>
+          </w:p>
+        </w:tc>
+      </w:tr>
+      <w:tr>
+        <w:tc>
+          <w:tcPr>
+            <w:tcW w:type="dxa" w:w="2160"/>
+            <w:shd w:val="clear" w:color="auto" w:fill="F7FAFC"/>
+            <w:tcMar>
+              <w:top w:w="100" w:type="dxa"/>
+              <w:bottom w:w="100" w:type="dxa"/>
+              <w:left w:w="140" w:type="dxa"/>
+              <w:right w:w="140" w:type="dxa"/>
+            </w:tcMar>
+          </w:tcPr>
+          <w:p>
+            <w:pPr>
+              <w:spacing w:before="0" w:after="0" w:line="276" w:lineRule="auto"/>
+              <w:jc w:val="left"/>
+            </w:pPr>
+            <w:r>
+              <w:rPr>
+                <w:rFonts w:ascii="Calibri" w:hAnsi="Calibri"/>
+                <w:color w:val="1A202C"/>
+                <w:sz w:val="19"/>
+              </w:rPr>
+              <w:t>Software / Runtime</w:t>
+            </w:r>
+          </w:p>
+        </w:tc>
+        <w:tc>
+          <w:tcPr>
+            <w:tcW w:type="dxa" w:w="3168"/>
+            <w:shd w:val="clear" w:color="auto" w:fill="F7FAFC"/>
+            <w:tcMar>
+              <w:top w:w="100" w:type="dxa"/>
+              <w:bottom w:w="100" w:type="dxa"/>
+              <w:left w:w="140" w:type="dxa"/>
+              <w:right w:w="140" w:type="dxa"/>
+            </w:tcMar>
+          </w:tcPr>
+          <w:p>
+            <w:pPr>
+              <w:spacing w:before="0" w:after="0" w:line="276" w:lineRule="auto"/>
+              <w:jc w:val="left"/>
+            </w:pPr>
+            <w:r>
+              <w:rPr>
+                <w:rFonts w:ascii="Calibri" w:hAnsi="Calibri"/>
+                <w:color w:val="1A202C"/>
+                <w:sz w:val="19"/>
+              </w:rPr>
+              <w:t>Runtime &amp; Tooling</w:t>
+            </w:r>
+          </w:p>
+        </w:tc>
+        <w:tc>
+          <w:tcPr>
+            <w:tcW w:type="dxa" w:w="4032"/>
+            <w:shd w:val="clear" w:color="auto" w:fill="F7FAFC"/>
+            <w:tcMar>
+              <w:top w:w="100" w:type="dxa"/>
+              <w:bottom w:w="100" w:type="dxa"/>
+              <w:left w:w="140" w:type="dxa"/>
+              <w:right w:w="140" w:type="dxa"/>
+            </w:tcMar>
+          </w:tcPr>
+          <w:p>
+            <w:pPr>
+              <w:spacing w:before="0" w:after="0" w:line="276" w:lineRule="auto"/>
+              <w:jc w:val="left"/>
+            </w:pPr>
+            <w:r>
+              <w:rPr>
+                <w:rFonts w:ascii="Calibri" w:hAnsi="Calibri"/>
+                <w:color w:val="1A202C"/>
+                <w:sz w:val="19"/>
+              </w:rPr>
+              <w:t>Node.js LTS (v20+) for local asset bundling &amp; Python 3.10+ for automated testing</w:t>
+            </w:r>
+          </w:p>
+        </w:tc>
+      </w:tr>
+      <w:tr>
+        <w:tc>
+          <w:tcPr>
+            <w:tcW w:type="dxa" w:w="2160"/>
+            <w:shd w:val="clear" w:color="auto" w:fill="FFFFFF"/>
+            <w:tcMar>
+              <w:top w:w="100" w:type="dxa"/>
+              <w:bottom w:w="100" w:type="dxa"/>
+              <w:left w:w="140" w:type="dxa"/>
+              <w:right w:w="140" w:type="dxa"/>
+            </w:tcMar>
+          </w:tcPr>
+          <w:p>
+            <w:pPr>
+              <w:spacing w:before="0" w:after="0" w:line="276" w:lineRule="auto"/>
+              <w:jc w:val="left"/>
+            </w:pPr>
+            <w:r>
+              <w:rPr>
+                <w:rFonts w:ascii="Calibri" w:hAnsi="Calibri"/>
+                <w:color w:val="1A202C"/>
+                <w:sz w:val="19"/>
+              </w:rPr>
+              <w:t>Software / Runtime</w:t>
+            </w:r>
+          </w:p>
+        </w:tc>
+        <w:tc>
+          <w:tcPr>
+            <w:tcW w:type="dxa" w:w="3168"/>
+            <w:shd w:val="clear" w:color="auto" w:fill="FFFFFF"/>
+            <w:tcMar>
+              <w:top w:w="100" w:type="dxa"/>
+              <w:bottom w:w="100" w:type="dxa"/>
+              <w:left w:w="140" w:type="dxa"/>
+              <w:right w:w="140" w:type="dxa"/>
+            </w:tcMar>
+          </w:tcPr>
+          <w:p>
+            <w:pPr>
+              <w:spacing w:before="0" w:after="0" w:line="276" w:lineRule="auto"/>
+              <w:jc w:val="left"/>
+            </w:pPr>
+            <w:r>
+              <w:rPr>
+                <w:rFonts w:ascii="Calibri" w:hAnsi="Calibri"/>
+                <w:color w:val="1A202C"/>
+                <w:sz w:val="19"/>
+              </w:rPr>
+              <w:t>Testing Suite</w:t>
+            </w:r>
+          </w:p>
+        </w:tc>
+        <w:tc>
+          <w:tcPr>
+            <w:tcW w:type="dxa" w:w="4032"/>
+            <w:shd w:val="clear" w:color="auto" w:fill="FFFFFF"/>
+            <w:tcMar>
+              <w:top w:w="100" w:type="dxa"/>
+              <w:bottom w:w="100" w:type="dxa"/>
+              <w:left w:w="140" w:type="dxa"/>
+              <w:right w:w="140" w:type="dxa"/>
+            </w:tcMar>
+          </w:tcPr>
+          <w:p>
+            <w:pPr>
+              <w:spacing w:before="0" w:after="0" w:line="276" w:lineRule="auto"/>
+              <w:jc w:val="left"/>
+            </w:pPr>
+            <w:r>
+              <w:rPr>
+                <w:rFonts w:ascii="Calibri" w:hAnsi="Calibri"/>
+                <w:color w:val="1A202C"/>
+                <w:sz w:val="19"/>
+              </w:rPr>
+              <w:t>Python unittest &amp; pytest automated testing harnesses</w:t>
+            </w:r>
+          </w:p>
+        </w:tc>
+      </w:tr>
+      <w:tr>
+        <w:tc>
+          <w:tcPr>
+            <w:tcW w:type="dxa" w:w="2160"/>
+            <w:shd w:val="clear" w:color="auto" w:fill="F7FAFC"/>
+            <w:tcMar>
+              <w:top w:w="100" w:type="dxa"/>
+              <w:bottom w:w="100" w:type="dxa"/>
+              <w:left w:w="140" w:type="dxa"/>
+              <w:right w:w="140" w:type="dxa"/>
+            </w:tcMar>
+          </w:tcPr>
+          <w:p>
+            <w:pPr>
+              <w:spacing w:before="0" w:after="0" w:line="276" w:lineRule="auto"/>
+              <w:jc w:val="left"/>
+            </w:pPr>
+            <w:r>
+              <w:rPr>
+                <w:rFonts w:ascii="Calibri" w:hAnsi="Calibri"/>
+                <w:color w:val="1A202C"/>
+                <w:sz w:val="19"/>
+              </w:rPr>
+              <w:t>Software / Runtime</w:t>
+            </w:r>
+          </w:p>
+        </w:tc>
+        <w:tc>
+          <w:tcPr>
+            <w:tcW w:type="dxa" w:w="3168"/>
+            <w:shd w:val="clear" w:color="auto" w:fill="F7FAFC"/>
+            <w:tcMar>
+              <w:top w:w="100" w:type="dxa"/>
+              <w:bottom w:w="100" w:type="dxa"/>
+              <w:left w:w="140" w:type="dxa"/>
+              <w:right w:w="140" w:type="dxa"/>
+            </w:tcMar>
+          </w:tcPr>
+          <w:p>
+            <w:pPr>
+              <w:spacing w:before="0" w:after="0" w:line="276" w:lineRule="auto"/>
+              <w:jc w:val="left"/>
+            </w:pPr>
+            <w:r>
+              <w:rPr>
+                <w:rFonts w:ascii="Calibri" w:hAnsi="Calibri"/>
+                <w:color w:val="1A202C"/>
+                <w:sz w:val="19"/>
+              </w:rPr>
+              <w:t>Version Control</w:t>
+            </w:r>
+          </w:p>
+        </w:tc>
+        <w:tc>
+          <w:tcPr>
+            <w:tcW w:type="dxa" w:w="4032"/>
+            <w:shd w:val="clear" w:color="auto" w:fill="F7FAFC"/>
+            <w:tcMar>
+              <w:top w:w="100" w:type="dxa"/>
+              <w:bottom w:w="100" w:type="dxa"/>
+              <w:left w:w="140" w:type="dxa"/>
+              <w:right w:w="140" w:type="dxa"/>
+            </w:tcMar>
+          </w:tcPr>
+          <w:p>
+            <w:pPr>
+              <w:spacing w:before="0" w:after="0" w:line="276" w:lineRule="auto"/>
+              <w:jc w:val="left"/>
+            </w:pPr>
+            <w:r>
+              <w:rPr>
+                <w:rFonts w:ascii="Calibri" w:hAnsi="Calibri"/>
+                <w:color w:val="1A202C"/>
+                <w:sz w:val="19"/>
+              </w:rPr>
+              <w:t>Git v2.40+ &amp; GitHub Pages CI/CD deployment</w:t>
             </w:r>
           </w:p>
         </w:tc>
@@ -776,49 +1492,1124 @@
     <w:p>
       <w:pPr>
         <w:pStyle w:val="Heading2"/>
+        <w:spacing w:before="200" w:after="60"/>
       </w:pPr>
       <w:r>
         <w:rPr>
           <w:rFonts w:ascii="Calibri" w:hAnsi="Calibri"/>
           <w:b/>
           <w:color w:val="2C3E50"/>
-          <w:sz w:val="26"/>
+          <w:sz w:val="25"/>
         </w:rPr>
-        <w:t>4. Relationships: &lt;&lt;include&gt;&gt; vs &lt;&lt;extend&gt;&gt;</w:t>
+        <w:t>3. Theoretical Foundation &amp; Stereotype Semantics</w:t>
       </w:r>
     </w:p>
     <w:p>
+      <w:pPr>
+        <w:spacing w:before="0" w:after="90" w:line="276" w:lineRule="auto"/>
+      </w:pPr>
       <w:r>
-        <w:t>• &lt;&lt;include&gt;&gt; Relationships (Mandatory):</w:t>
-        <w:br/>
-        <w:t xml:space="preserve">  - 'Create Invoice' &lt;&lt;include&gt;&gt; 'Calculate Subtotal, Taxes &amp; Grand Total'.</w:t>
-        <w:br/>
-        <w:t xml:space="preserve">  - 'Login' &lt;&lt;include&gt;&gt; 'Validate Credentials'.</w:t>
-        <w:br/>
-        <w:t xml:space="preserve">  - 'Record Payment' &lt;&lt;include&gt;&gt; 'Recompute Balance Due &amp; Invoice Status'.</w:t>
-        <w:br/>
-        <w:br/>
-        <w:t>• &lt;&lt;extend&gt;&gt; Relationships (Conditional/Optional):</w:t>
-        <w:br/>
-        <w:t xml:space="preserve">  - 'Create Invoice' &lt;&lt;extend&gt;&gt; 'Capture Canvas Digital Signature'.</w:t>
-        <w:br/>
-        <w:t xml:space="preserve">  - 'Preview Invoice' &lt;&lt;extend&gt;&gt; 'Generate Instant UPI QR Code'.</w:t>
-        <w:br/>
-        <w:t xml:space="preserve">  - 'Preview Invoice' &lt;&lt;extend&gt;&gt; 'Dispatch via WhatsApp / Email'.</w:t>
+        <w:rPr>
+          <w:rFonts w:ascii="Calibri" w:hAnsi="Calibri"/>
+          <w:color w:val="1A202C"/>
+          <w:sz w:val="21"/>
+        </w:rPr>
+        <w:t>Use Case modeling captures WHAT a system does from the viewpoint of external actors. It defines the behavioral contract without revealing internal code structures.</w:t>
+      </w:r>
+    </w:p>
+    <w:p>
+      <w:pPr>
+        <w:spacing w:before="0" w:after="90" w:line="276" w:lineRule="auto"/>
+      </w:pPr>
+      <w:r>
+        <w:rPr>
+          <w:rFonts w:ascii="Calibri" w:hAnsi="Calibri"/>
+          <w:color w:val="1A202C"/>
+          <w:sz w:val="21"/>
+        </w:rPr>
+        <w:t>Stereotype Relationship Semantics:</w:t>
+      </w:r>
+    </w:p>
+    <w:p>
+      <w:pPr>
+        <w:pStyle w:val="ListBullet"/>
+        <w:spacing w:before="0" w:after="50" w:line="276" w:lineRule="auto"/>
+      </w:pPr>
+      <w:r>
+        <w:rPr>
+          <w:rFonts w:ascii="Calibri" w:hAnsi="Calibri"/>
+          <w:b/>
+          <w:color w:val="1A202C"/>
+          <w:sz w:val="21"/>
+        </w:rPr>
+        <w:t xml:space="preserve">&lt;&lt;include&gt;&gt;: </w:t>
+      </w:r>
+      <w:r>
+        <w:rPr>
+          <w:rFonts w:ascii="Calibri" w:hAnsi="Calibri"/>
+          <w:color w:val="1A202C"/>
+          <w:sz w:val="21"/>
+        </w:rPr>
+        <w:t>Indicates mandatory sub-behavior. The base use case CANNOT complete without executing the included use case (e.g., 'Generate Tax Invoice' &lt;&lt;include&gt;&gt; 'Calculate GST Tax Schedule').</w:t>
+      </w:r>
+    </w:p>
+    <w:p>
+      <w:pPr>
+        <w:pStyle w:val="ListBullet"/>
+        <w:spacing w:before="0" w:after="50" w:line="276" w:lineRule="auto"/>
+      </w:pPr>
+      <w:r>
+        <w:rPr>
+          <w:rFonts w:ascii="Calibri" w:hAnsi="Calibri"/>
+          <w:b/>
+          <w:color w:val="1A202C"/>
+          <w:sz w:val="21"/>
+        </w:rPr>
+        <w:t xml:space="preserve">&lt;&lt;extend&gt;&gt;: </w:t>
+      </w:r>
+      <w:r>
+        <w:rPr>
+          <w:rFonts w:ascii="Calibri" w:hAnsi="Calibri"/>
+          <w:color w:val="1A202C"/>
+          <w:sz w:val="21"/>
+        </w:rPr>
+        <w:t>Indicates optional or conditional behavior. The extending use case executes only if specific extension point criteria are met (e.g., 'Generate Tax Invoice' &lt;&lt;extend&gt;&gt; 'Capture Canvas Digital Signature').</w:t>
+      </w:r>
+    </w:p>
+    <w:p>
+      <w:pPr>
+        <w:pStyle w:val="ListBullet"/>
+        <w:spacing w:before="0" w:after="50" w:line="276" w:lineRule="auto"/>
+      </w:pPr>
+      <w:r>
+        <w:rPr>
+          <w:rFonts w:ascii="Calibri" w:hAnsi="Calibri"/>
+          <w:b/>
+          <w:color w:val="1A202C"/>
+          <w:sz w:val="21"/>
+        </w:rPr>
+        <w:t xml:space="preserve">Generalization: </w:t>
+      </w:r>
+      <w:r>
+        <w:rPr>
+          <w:rFonts w:ascii="Calibri" w:hAnsi="Calibri"/>
+          <w:color w:val="1A202C"/>
+          <w:sz w:val="21"/>
+        </w:rPr>
+        <w:t>Indicates specialized actor or use case roles inheriting common properties from a base entity.</w:t>
       </w:r>
     </w:p>
     <w:p>
       <w:pPr>
         <w:pStyle w:val="Heading2"/>
+        <w:spacing w:before="200" w:after="60"/>
       </w:pPr>
       <w:r>
         <w:rPr>
           <w:rFonts w:ascii="Calibri" w:hAnsi="Calibri"/>
           <w:b/>
           <w:color w:val="2C3E50"/>
-          <w:sz w:val="26"/>
+          <w:sz w:val="25"/>
         </w:rPr>
-        <w:t>5. Navigation &amp; Workflow State Machine</w:t>
+        <w:t>4. Formal Use Case Specifications</w:t>
+      </w:r>
+    </w:p>
+    <w:p>
+      <w:pPr>
+        <w:spacing w:before="0" w:after="90" w:line="276" w:lineRule="auto"/>
+      </w:pPr>
+      <w:r>
+        <w:rPr>
+          <w:rFonts w:ascii="Calibri" w:hAnsi="Calibri"/>
+          <w:b/>
+          <w:color w:val="1A202C"/>
+          <w:sz w:val="21"/>
+        </w:rPr>
+        <w:t xml:space="preserve">USE CASE SPECIFICATION 1: </w:t>
+      </w:r>
+      <w:r>
+        <w:rPr>
+          <w:rFonts w:ascii="Calibri" w:hAnsi="Calibri"/>
+          <w:color w:val="1A202C"/>
+          <w:sz w:val="21"/>
+        </w:rPr>
+        <w:t>Use Case Specification 1: Create and Finalize Tax Invoice (UC-01)</w:t>
+      </w:r>
+    </w:p>
+    <w:tbl>
+      <w:tblPr>
+        <w:tblW w:type="auto" w:w="0"/>
+        <w:jc w:val="center"/>
+        <w:tblLayout w:type="fixed"/>
+        <w:tblLook w:firstColumn="1" w:firstRow="1" w:lastColumn="0" w:lastRow="0" w:noHBand="0" w:noVBand="1" w:val="04A0"/>
+        <w:tblBorders>
+          <w:top w:val="single" w:sz="4" w:space="0" w:color="D1D5DB"/>
+          <w:left w:val="single" w:sz="4" w:space="0" w:color="D1D5DB"/>
+          <w:bottom w:val="single" w:sz="4" w:space="0" w:color="D1D5DB"/>
+          <w:right w:val="single" w:sz="4" w:space="0" w:color="D1D5DB"/>
+          <w:insideH w:val="single" w:sz="4" w:space="0" w:color="D1D5DB"/>
+          <w:insideV w:val="single" w:sz="4" w:space="0" w:color="D1D5DB"/>
+        </w:tblBorders>
+      </w:tblPr>
+      <w:tblGrid>
+        <w:gridCol w:w="4680"/>
+        <w:gridCol w:w="4680"/>
+      </w:tblGrid>
+      <w:tr>
+        <w:tc>
+          <w:tcPr>
+            <w:tcW w:type="dxa" w:w="2592"/>
+            <w:shd w:val="clear" w:color="auto" w:fill="1B4D4B"/>
+            <w:tcMar>
+              <w:top w:w="120" w:type="dxa"/>
+              <w:bottom w:w="120" w:type="dxa"/>
+              <w:left w:w="140" w:type="dxa"/>
+              <w:right w:w="140" w:type="dxa"/>
+            </w:tcMar>
+          </w:tcPr>
+          <w:p>
+            <w:pPr>
+              <w:spacing w:before="0" w:after="0"/>
+              <w:jc w:val="left"/>
+            </w:pPr>
+            <w:r>
+              <w:rPr>
+                <w:rFonts w:ascii="Calibri" w:hAnsi="Calibri"/>
+                <w:b/>
+                <w:color w:val="FFFFFF"/>
+                <w:sz w:val="20"/>
+              </w:rPr>
+              <w:t>Attribute</w:t>
+            </w:r>
+          </w:p>
+        </w:tc>
+        <w:tc>
+          <w:tcPr>
+            <w:tcW w:type="dxa" w:w="6768"/>
+            <w:shd w:val="clear" w:color="auto" w:fill="1B4D4B"/>
+            <w:tcMar>
+              <w:top w:w="120" w:type="dxa"/>
+              <w:bottom w:w="120" w:type="dxa"/>
+              <w:left w:w="140" w:type="dxa"/>
+              <w:right w:w="140" w:type="dxa"/>
+            </w:tcMar>
+          </w:tcPr>
+          <w:p>
+            <w:pPr>
+              <w:spacing w:before="0" w:after="0"/>
+              <w:jc w:val="left"/>
+            </w:pPr>
+            <w:r>
+              <w:rPr>
+                <w:rFonts w:ascii="Calibri" w:hAnsi="Calibri"/>
+                <w:b/>
+                <w:color w:val="FFFFFF"/>
+                <w:sz w:val="20"/>
+              </w:rPr>
+              <w:t>Specification Details</w:t>
+            </w:r>
+          </w:p>
+        </w:tc>
+      </w:tr>
+      <w:tr>
+        <w:tc>
+          <w:tcPr>
+            <w:tcW w:type="dxa" w:w="2592"/>
+            <w:shd w:val="clear" w:color="auto" w:fill="FFFFFF"/>
+            <w:tcMar>
+              <w:top w:w="100" w:type="dxa"/>
+              <w:bottom w:w="100" w:type="dxa"/>
+              <w:left w:w="140" w:type="dxa"/>
+              <w:right w:w="140" w:type="dxa"/>
+            </w:tcMar>
+          </w:tcPr>
+          <w:p>
+            <w:pPr>
+              <w:spacing w:before="0" w:after="0" w:line="276" w:lineRule="auto"/>
+              <w:jc w:val="left"/>
+            </w:pPr>
+            <w:r>
+              <w:rPr>
+                <w:rFonts w:ascii="Calibri" w:hAnsi="Calibri"/>
+                <w:color w:val="1A202C"/>
+                <w:sz w:val="19"/>
+              </w:rPr>
+              <w:t>Use Case ID &amp; Name</w:t>
+            </w:r>
+          </w:p>
+        </w:tc>
+        <w:tc>
+          <w:tcPr>
+            <w:tcW w:type="dxa" w:w="6768"/>
+            <w:shd w:val="clear" w:color="auto" w:fill="FFFFFF"/>
+            <w:tcMar>
+              <w:top w:w="100" w:type="dxa"/>
+              <w:bottom w:w="100" w:type="dxa"/>
+              <w:left w:w="140" w:type="dxa"/>
+              <w:right w:w="140" w:type="dxa"/>
+            </w:tcMar>
+          </w:tcPr>
+          <w:p>
+            <w:pPr>
+              <w:spacing w:before="0" w:after="0" w:line="276" w:lineRule="auto"/>
+              <w:jc w:val="left"/>
+            </w:pPr>
+            <w:r>
+              <w:rPr>
+                <w:rFonts w:ascii="Calibri" w:hAnsi="Calibri"/>
+                <w:color w:val="1A202C"/>
+                <w:sz w:val="19"/>
+              </w:rPr>
+              <w:t>UC-01: Create and Finalize Tax Invoice</w:t>
+            </w:r>
+          </w:p>
+        </w:tc>
+      </w:tr>
+      <w:tr>
+        <w:tc>
+          <w:tcPr>
+            <w:tcW w:type="dxa" w:w="2592"/>
+            <w:shd w:val="clear" w:color="auto" w:fill="F7FAFC"/>
+            <w:tcMar>
+              <w:top w:w="100" w:type="dxa"/>
+              <w:bottom w:w="100" w:type="dxa"/>
+              <w:left w:w="140" w:type="dxa"/>
+              <w:right w:w="140" w:type="dxa"/>
+            </w:tcMar>
+          </w:tcPr>
+          <w:p>
+            <w:pPr>
+              <w:spacing w:before="0" w:after="0" w:line="276" w:lineRule="auto"/>
+              <w:jc w:val="left"/>
+            </w:pPr>
+            <w:r>
+              <w:rPr>
+                <w:rFonts w:ascii="Calibri" w:hAnsi="Calibri"/>
+                <w:color w:val="1A202C"/>
+                <w:sz w:val="19"/>
+              </w:rPr>
+              <w:t>Primary Actor</w:t>
+            </w:r>
+          </w:p>
+        </w:tc>
+        <w:tc>
+          <w:tcPr>
+            <w:tcW w:type="dxa" w:w="6768"/>
+            <w:shd w:val="clear" w:color="auto" w:fill="F7FAFC"/>
+            <w:tcMar>
+              <w:top w:w="100" w:type="dxa"/>
+              <w:bottom w:w="100" w:type="dxa"/>
+              <w:left w:w="140" w:type="dxa"/>
+              <w:right w:w="140" w:type="dxa"/>
+            </w:tcMar>
+          </w:tcPr>
+          <w:p>
+            <w:pPr>
+              <w:spacing w:before="0" w:after="0" w:line="276" w:lineRule="auto"/>
+              <w:jc w:val="left"/>
+            </w:pPr>
+            <w:r>
+              <w:rPr>
+                <w:rFonts w:ascii="Calibri" w:hAnsi="Calibri"/>
+                <w:color w:val="1A202C"/>
+                <w:sz w:val="19"/>
+              </w:rPr>
+              <w:t>Business Owner / Enterprise Admin</w:t>
+            </w:r>
+          </w:p>
+        </w:tc>
+      </w:tr>
+      <w:tr>
+        <w:tc>
+          <w:tcPr>
+            <w:tcW w:type="dxa" w:w="2592"/>
+            <w:shd w:val="clear" w:color="auto" w:fill="FFFFFF"/>
+            <w:tcMar>
+              <w:top w:w="100" w:type="dxa"/>
+              <w:bottom w:w="100" w:type="dxa"/>
+              <w:left w:w="140" w:type="dxa"/>
+              <w:right w:w="140" w:type="dxa"/>
+            </w:tcMar>
+          </w:tcPr>
+          <w:p>
+            <w:pPr>
+              <w:spacing w:before="0" w:after="0" w:line="276" w:lineRule="auto"/>
+              <w:jc w:val="left"/>
+            </w:pPr>
+            <w:r>
+              <w:rPr>
+                <w:rFonts w:ascii="Calibri" w:hAnsi="Calibri"/>
+                <w:color w:val="1A202C"/>
+                <w:sz w:val="19"/>
+              </w:rPr>
+              <w:t>Preconditions</w:t>
+            </w:r>
+          </w:p>
+        </w:tc>
+        <w:tc>
+          <w:tcPr>
+            <w:tcW w:type="dxa" w:w="6768"/>
+            <w:shd w:val="clear" w:color="auto" w:fill="FFFFFF"/>
+            <w:tcMar>
+              <w:top w:w="100" w:type="dxa"/>
+              <w:bottom w:w="100" w:type="dxa"/>
+              <w:left w:w="140" w:type="dxa"/>
+              <w:right w:w="140" w:type="dxa"/>
+            </w:tcMar>
+          </w:tcPr>
+          <w:p>
+            <w:pPr>
+              <w:spacing w:before="0" w:after="0" w:line="276" w:lineRule="auto"/>
+              <w:jc w:val="left"/>
+            </w:pPr>
+            <w:r>
+              <w:rPr>
+                <w:rFonts w:ascii="Calibri" w:hAnsi="Calibri"/>
+                <w:color w:val="1A202C"/>
+                <w:sz w:val="19"/>
+              </w:rPr>
+              <w:t>User is logged in; enterprise tax profile configured.</w:t>
+            </w:r>
+          </w:p>
+        </w:tc>
+      </w:tr>
+      <w:tr>
+        <w:tc>
+          <w:tcPr>
+            <w:tcW w:type="dxa" w:w="2592"/>
+            <w:shd w:val="clear" w:color="auto" w:fill="F7FAFC"/>
+            <w:tcMar>
+              <w:top w:w="100" w:type="dxa"/>
+              <w:bottom w:w="100" w:type="dxa"/>
+              <w:left w:w="140" w:type="dxa"/>
+              <w:right w:w="140" w:type="dxa"/>
+            </w:tcMar>
+          </w:tcPr>
+          <w:p>
+            <w:pPr>
+              <w:spacing w:before="0" w:after="0" w:line="276" w:lineRule="auto"/>
+              <w:jc w:val="left"/>
+            </w:pPr>
+            <w:r>
+              <w:rPr>
+                <w:rFonts w:ascii="Calibri" w:hAnsi="Calibri"/>
+                <w:color w:val="1A202C"/>
+                <w:sz w:val="19"/>
+              </w:rPr>
+              <w:t>Trigger</w:t>
+            </w:r>
+          </w:p>
+        </w:tc>
+        <w:tc>
+          <w:tcPr>
+            <w:tcW w:type="dxa" w:w="6768"/>
+            <w:shd w:val="clear" w:color="auto" w:fill="F7FAFC"/>
+            <w:tcMar>
+              <w:top w:w="100" w:type="dxa"/>
+              <w:bottom w:w="100" w:type="dxa"/>
+              <w:left w:w="140" w:type="dxa"/>
+              <w:right w:w="140" w:type="dxa"/>
+            </w:tcMar>
+          </w:tcPr>
+          <w:p>
+            <w:pPr>
+              <w:spacing w:before="0" w:after="0" w:line="276" w:lineRule="auto"/>
+              <w:jc w:val="left"/>
+            </w:pPr>
+            <w:r>
+              <w:rPr>
+                <w:rFonts w:ascii="Calibri" w:hAnsi="Calibri"/>
+                <w:color w:val="1A202C"/>
+                <w:sz w:val="19"/>
+              </w:rPr>
+              <w:t>User clicks '+ New Invoice' button in navigation toolbar.</w:t>
+            </w:r>
+          </w:p>
+        </w:tc>
+      </w:tr>
+      <w:tr>
+        <w:tc>
+          <w:tcPr>
+            <w:tcW w:type="dxa" w:w="2592"/>
+            <w:shd w:val="clear" w:color="auto" w:fill="FFFFFF"/>
+            <w:tcMar>
+              <w:top w:w="100" w:type="dxa"/>
+              <w:bottom w:w="100" w:type="dxa"/>
+              <w:left w:w="140" w:type="dxa"/>
+              <w:right w:w="140" w:type="dxa"/>
+            </w:tcMar>
+          </w:tcPr>
+          <w:p>
+            <w:pPr>
+              <w:spacing w:before="0" w:after="0" w:line="276" w:lineRule="auto"/>
+              <w:jc w:val="left"/>
+            </w:pPr>
+            <w:r>
+              <w:rPr>
+                <w:rFonts w:ascii="Calibri" w:hAnsi="Calibri"/>
+                <w:color w:val="1A202C"/>
+                <w:sz w:val="19"/>
+              </w:rPr>
+              <w:t>Main Success Scenario</w:t>
+            </w:r>
+          </w:p>
+        </w:tc>
+        <w:tc>
+          <w:tcPr>
+            <w:tcW w:type="dxa" w:w="6768"/>
+            <w:shd w:val="clear" w:color="auto" w:fill="FFFFFF"/>
+            <w:tcMar>
+              <w:top w:w="100" w:type="dxa"/>
+              <w:bottom w:w="100" w:type="dxa"/>
+              <w:left w:w="140" w:type="dxa"/>
+              <w:right w:w="140" w:type="dxa"/>
+            </w:tcMar>
+          </w:tcPr>
+          <w:p>
+            <w:pPr>
+              <w:spacing w:before="0" w:after="0" w:line="276" w:lineRule="auto"/>
+              <w:jc w:val="left"/>
+            </w:pPr>
+            <w:r>
+              <w:rPr>
+                <w:rFonts w:ascii="Calibri" w:hAnsi="Calibri"/>
+                <w:color w:val="1A202C"/>
+                <w:sz w:val="19"/>
+              </w:rPr>
+              <w:t>1. User selects customer from directory or enters new client name.</w:t>
+              <w:br/>
+              <w:t>2. User adds line items specifying description, HSN code, qty, price, and tax rate.</w:t>
+              <w:br/>
+              <w:t>3. System dynamically calculates subtotal, discounts, CGST/SGST splits, and grand total.</w:t>
+              <w:br/>
+              <w:t>4. User captures digital signature on canvas and selects payment terms.</w:t>
+              <w:br/>
+              <w:t>5. User clicks 'Save &amp; Preview'; system commits document to storage and renders preview sheet.</w:t>
+            </w:r>
+          </w:p>
+        </w:tc>
+      </w:tr>
+      <w:tr>
+        <w:tc>
+          <w:tcPr>
+            <w:tcW w:type="dxa" w:w="2592"/>
+            <w:shd w:val="clear" w:color="auto" w:fill="F7FAFC"/>
+            <w:tcMar>
+              <w:top w:w="100" w:type="dxa"/>
+              <w:bottom w:w="100" w:type="dxa"/>
+              <w:left w:w="140" w:type="dxa"/>
+              <w:right w:w="140" w:type="dxa"/>
+            </w:tcMar>
+          </w:tcPr>
+          <w:p>
+            <w:pPr>
+              <w:spacing w:before="0" w:after="0" w:line="276" w:lineRule="auto"/>
+              <w:jc w:val="left"/>
+            </w:pPr>
+            <w:r>
+              <w:rPr>
+                <w:rFonts w:ascii="Calibri" w:hAnsi="Calibri"/>
+                <w:color w:val="1A202C"/>
+                <w:sz w:val="19"/>
+              </w:rPr>
+              <w:t>Extensions</w:t>
+            </w:r>
+          </w:p>
+        </w:tc>
+        <w:tc>
+          <w:tcPr>
+            <w:tcW w:type="dxa" w:w="6768"/>
+            <w:shd w:val="clear" w:color="auto" w:fill="F7FAFC"/>
+            <w:tcMar>
+              <w:top w:w="100" w:type="dxa"/>
+              <w:bottom w:w="100" w:type="dxa"/>
+              <w:left w:w="140" w:type="dxa"/>
+              <w:right w:w="140" w:type="dxa"/>
+            </w:tcMar>
+          </w:tcPr>
+          <w:p>
+            <w:pPr>
+              <w:spacing w:before="0" w:after="0" w:line="276" w:lineRule="auto"/>
+              <w:jc w:val="left"/>
+            </w:pPr>
+            <w:r>
+              <w:rPr>
+                <w:rFonts w:ascii="Calibri" w:hAnsi="Calibri"/>
+                <w:color w:val="1A202C"/>
+                <w:sz w:val="19"/>
+              </w:rPr>
+              <w:t>3a. User toggles 'Inter-state Supply': system recalculates tax as single IGST.</w:t>
+              <w:br/>
+              <w:t>4a. User clears canvas: system restores blank signature placeholder.</w:t>
+            </w:r>
+          </w:p>
+        </w:tc>
+      </w:tr>
+      <w:tr>
+        <w:tc>
+          <w:tcPr>
+            <w:tcW w:type="dxa" w:w="2592"/>
+            <w:shd w:val="clear" w:color="auto" w:fill="FFFFFF"/>
+            <w:tcMar>
+              <w:top w:w="100" w:type="dxa"/>
+              <w:bottom w:w="100" w:type="dxa"/>
+              <w:left w:w="140" w:type="dxa"/>
+              <w:right w:w="140" w:type="dxa"/>
+            </w:tcMar>
+          </w:tcPr>
+          <w:p>
+            <w:pPr>
+              <w:spacing w:before="0" w:after="0" w:line="276" w:lineRule="auto"/>
+              <w:jc w:val="left"/>
+            </w:pPr>
+            <w:r>
+              <w:rPr>
+                <w:rFonts w:ascii="Calibri" w:hAnsi="Calibri"/>
+                <w:color w:val="1A202C"/>
+                <w:sz w:val="19"/>
+              </w:rPr>
+              <w:t>Postconditions</w:t>
+            </w:r>
+          </w:p>
+        </w:tc>
+        <w:tc>
+          <w:tcPr>
+            <w:tcW w:type="dxa" w:w="6768"/>
+            <w:shd w:val="clear" w:color="auto" w:fill="FFFFFF"/>
+            <w:tcMar>
+              <w:top w:w="100" w:type="dxa"/>
+              <w:bottom w:w="100" w:type="dxa"/>
+              <w:left w:w="140" w:type="dxa"/>
+              <w:right w:w="140" w:type="dxa"/>
+            </w:tcMar>
+          </w:tcPr>
+          <w:p>
+            <w:pPr>
+              <w:spacing w:before="0" w:after="0" w:line="276" w:lineRule="auto"/>
+              <w:jc w:val="left"/>
+            </w:pPr>
+            <w:r>
+              <w:rPr>
+                <w:rFonts w:ascii="Calibri" w:hAnsi="Calibri"/>
+                <w:color w:val="1A202C"/>
+                <w:sz w:val="19"/>
+              </w:rPr>
+              <w:t>Invoice is committed to ig_invoices; auto-save buffer is cleared; preview sheet is rendered.</w:t>
+            </w:r>
+          </w:p>
+        </w:tc>
+      </w:tr>
+    </w:tbl>
+    <w:p/>
+    <w:p>
+      <w:pPr>
+        <w:spacing w:before="0" w:after="90" w:line="276" w:lineRule="auto"/>
+      </w:pPr>
+      <w:r>
+        <w:rPr>
+          <w:rFonts w:ascii="Calibri" w:hAnsi="Calibri"/>
+          <w:b/>
+          <w:color w:val="1A202C"/>
+          <w:sz w:val="21"/>
+        </w:rPr>
+        <w:t xml:space="preserve">USE CASE SPECIFICATION 2: </w:t>
+      </w:r>
+      <w:r>
+        <w:rPr>
+          <w:rFonts w:ascii="Calibri" w:hAnsi="Calibri"/>
+          <w:color w:val="1A202C"/>
+          <w:sz w:val="21"/>
+        </w:rPr>
+        <w:t>Use Case Specification 2: Record Partial Payment Settlement (UC-02)</w:t>
+      </w:r>
+    </w:p>
+    <w:tbl>
+      <w:tblPr>
+        <w:tblW w:type="auto" w:w="0"/>
+        <w:jc w:val="center"/>
+        <w:tblLayout w:type="fixed"/>
+        <w:tblLook w:firstColumn="1" w:firstRow="1" w:lastColumn="0" w:lastRow="0" w:noHBand="0" w:noVBand="1" w:val="04A0"/>
+        <w:tblBorders>
+          <w:top w:val="single" w:sz="4" w:space="0" w:color="D1D5DB"/>
+          <w:left w:val="single" w:sz="4" w:space="0" w:color="D1D5DB"/>
+          <w:bottom w:val="single" w:sz="4" w:space="0" w:color="D1D5DB"/>
+          <w:right w:val="single" w:sz="4" w:space="0" w:color="D1D5DB"/>
+          <w:insideH w:val="single" w:sz="4" w:space="0" w:color="D1D5DB"/>
+          <w:insideV w:val="single" w:sz="4" w:space="0" w:color="D1D5DB"/>
+        </w:tblBorders>
+      </w:tblPr>
+      <w:tblGrid>
+        <w:gridCol w:w="4680"/>
+        <w:gridCol w:w="4680"/>
+      </w:tblGrid>
+      <w:tr>
+        <w:tc>
+          <w:tcPr>
+            <w:tcW w:type="dxa" w:w="2592"/>
+            <w:shd w:val="clear" w:color="auto" w:fill="1B4D4B"/>
+            <w:tcMar>
+              <w:top w:w="120" w:type="dxa"/>
+              <w:bottom w:w="120" w:type="dxa"/>
+              <w:left w:w="140" w:type="dxa"/>
+              <w:right w:w="140" w:type="dxa"/>
+            </w:tcMar>
+          </w:tcPr>
+          <w:p>
+            <w:pPr>
+              <w:spacing w:before="0" w:after="0"/>
+              <w:jc w:val="left"/>
+            </w:pPr>
+            <w:r>
+              <w:rPr>
+                <w:rFonts w:ascii="Calibri" w:hAnsi="Calibri"/>
+                <w:b/>
+                <w:color w:val="FFFFFF"/>
+                <w:sz w:val="20"/>
+              </w:rPr>
+              <w:t>Attribute</w:t>
+            </w:r>
+          </w:p>
+        </w:tc>
+        <w:tc>
+          <w:tcPr>
+            <w:tcW w:type="dxa" w:w="6768"/>
+            <w:shd w:val="clear" w:color="auto" w:fill="1B4D4B"/>
+            <w:tcMar>
+              <w:top w:w="120" w:type="dxa"/>
+              <w:bottom w:w="120" w:type="dxa"/>
+              <w:left w:w="140" w:type="dxa"/>
+              <w:right w:w="140" w:type="dxa"/>
+            </w:tcMar>
+          </w:tcPr>
+          <w:p>
+            <w:pPr>
+              <w:spacing w:before="0" w:after="0"/>
+              <w:jc w:val="left"/>
+            </w:pPr>
+            <w:r>
+              <w:rPr>
+                <w:rFonts w:ascii="Calibri" w:hAnsi="Calibri"/>
+                <w:b/>
+                <w:color w:val="FFFFFF"/>
+                <w:sz w:val="20"/>
+              </w:rPr>
+              <w:t>Specification Details</w:t>
+            </w:r>
+          </w:p>
+        </w:tc>
+      </w:tr>
+      <w:tr>
+        <w:tc>
+          <w:tcPr>
+            <w:tcW w:type="dxa" w:w="2592"/>
+            <w:shd w:val="clear" w:color="auto" w:fill="FFFFFF"/>
+            <w:tcMar>
+              <w:top w:w="100" w:type="dxa"/>
+              <w:bottom w:w="100" w:type="dxa"/>
+              <w:left w:w="140" w:type="dxa"/>
+              <w:right w:w="140" w:type="dxa"/>
+            </w:tcMar>
+          </w:tcPr>
+          <w:p>
+            <w:pPr>
+              <w:spacing w:before="0" w:after="0" w:line="276" w:lineRule="auto"/>
+              <w:jc w:val="left"/>
+            </w:pPr>
+            <w:r>
+              <w:rPr>
+                <w:rFonts w:ascii="Calibri" w:hAnsi="Calibri"/>
+                <w:color w:val="1A202C"/>
+                <w:sz w:val="19"/>
+              </w:rPr>
+              <w:t>Use Case ID &amp; Name</w:t>
+            </w:r>
+          </w:p>
+        </w:tc>
+        <w:tc>
+          <w:tcPr>
+            <w:tcW w:type="dxa" w:w="6768"/>
+            <w:shd w:val="clear" w:color="auto" w:fill="FFFFFF"/>
+            <w:tcMar>
+              <w:top w:w="100" w:type="dxa"/>
+              <w:bottom w:w="100" w:type="dxa"/>
+              <w:left w:w="140" w:type="dxa"/>
+              <w:right w:w="140" w:type="dxa"/>
+            </w:tcMar>
+          </w:tcPr>
+          <w:p>
+            <w:pPr>
+              <w:spacing w:before="0" w:after="0" w:line="276" w:lineRule="auto"/>
+              <w:jc w:val="left"/>
+            </w:pPr>
+            <w:r>
+              <w:rPr>
+                <w:rFonts w:ascii="Calibri" w:hAnsi="Calibri"/>
+                <w:color w:val="1A202C"/>
+                <w:sz w:val="19"/>
+              </w:rPr>
+              <w:t>UC-02: Record Partial Payment Settlement</w:t>
+            </w:r>
+          </w:p>
+        </w:tc>
+      </w:tr>
+      <w:tr>
+        <w:tc>
+          <w:tcPr>
+            <w:tcW w:type="dxa" w:w="2592"/>
+            <w:shd w:val="clear" w:color="auto" w:fill="F7FAFC"/>
+            <w:tcMar>
+              <w:top w:w="100" w:type="dxa"/>
+              <w:bottom w:w="100" w:type="dxa"/>
+              <w:left w:w="140" w:type="dxa"/>
+              <w:right w:w="140" w:type="dxa"/>
+            </w:tcMar>
+          </w:tcPr>
+          <w:p>
+            <w:pPr>
+              <w:spacing w:before="0" w:after="0" w:line="276" w:lineRule="auto"/>
+              <w:jc w:val="left"/>
+            </w:pPr>
+            <w:r>
+              <w:rPr>
+                <w:rFonts w:ascii="Calibri" w:hAnsi="Calibri"/>
+                <w:color w:val="1A202C"/>
+                <w:sz w:val="19"/>
+              </w:rPr>
+              <w:t>Primary Actor</w:t>
+            </w:r>
+          </w:p>
+        </w:tc>
+        <w:tc>
+          <w:tcPr>
+            <w:tcW w:type="dxa" w:w="6768"/>
+            <w:shd w:val="clear" w:color="auto" w:fill="F7FAFC"/>
+            <w:tcMar>
+              <w:top w:w="100" w:type="dxa"/>
+              <w:bottom w:w="100" w:type="dxa"/>
+              <w:left w:w="140" w:type="dxa"/>
+              <w:right w:w="140" w:type="dxa"/>
+            </w:tcMar>
+          </w:tcPr>
+          <w:p>
+            <w:pPr>
+              <w:spacing w:before="0" w:after="0" w:line="276" w:lineRule="auto"/>
+              <w:jc w:val="left"/>
+            </w:pPr>
+            <w:r>
+              <w:rPr>
+                <w:rFonts w:ascii="Calibri" w:hAnsi="Calibri"/>
+                <w:color w:val="1A202C"/>
+                <w:sz w:val="19"/>
+              </w:rPr>
+              <w:t>Business Owner / Accountant</w:t>
+            </w:r>
+          </w:p>
+        </w:tc>
+      </w:tr>
+      <w:tr>
+        <w:tc>
+          <w:tcPr>
+            <w:tcW w:type="dxa" w:w="2592"/>
+            <w:shd w:val="clear" w:color="auto" w:fill="FFFFFF"/>
+            <w:tcMar>
+              <w:top w:w="100" w:type="dxa"/>
+              <w:bottom w:w="100" w:type="dxa"/>
+              <w:left w:w="140" w:type="dxa"/>
+              <w:right w:w="140" w:type="dxa"/>
+            </w:tcMar>
+          </w:tcPr>
+          <w:p>
+            <w:pPr>
+              <w:spacing w:before="0" w:after="0" w:line="276" w:lineRule="auto"/>
+              <w:jc w:val="left"/>
+            </w:pPr>
+            <w:r>
+              <w:rPr>
+                <w:rFonts w:ascii="Calibri" w:hAnsi="Calibri"/>
+                <w:color w:val="1A202C"/>
+                <w:sz w:val="19"/>
+              </w:rPr>
+              <w:t>Preconditions</w:t>
+            </w:r>
+          </w:p>
+        </w:tc>
+        <w:tc>
+          <w:tcPr>
+            <w:tcW w:type="dxa" w:w="6768"/>
+            <w:shd w:val="clear" w:color="auto" w:fill="FFFFFF"/>
+            <w:tcMar>
+              <w:top w:w="100" w:type="dxa"/>
+              <w:bottom w:w="100" w:type="dxa"/>
+              <w:left w:w="140" w:type="dxa"/>
+              <w:right w:w="140" w:type="dxa"/>
+            </w:tcMar>
+          </w:tcPr>
+          <w:p>
+            <w:pPr>
+              <w:spacing w:before="0" w:after="0" w:line="276" w:lineRule="auto"/>
+              <w:jc w:val="left"/>
+            </w:pPr>
+            <w:r>
+              <w:rPr>
+                <w:rFonts w:ascii="Calibri" w:hAnsi="Calibri"/>
+                <w:color w:val="1A202C"/>
+                <w:sz w:val="19"/>
+              </w:rPr>
+              <w:t>Invoice exists in system with status 'Pending' or 'Partially Paid'.</w:t>
+            </w:r>
+          </w:p>
+        </w:tc>
+      </w:tr>
+      <w:tr>
+        <w:tc>
+          <w:tcPr>
+            <w:tcW w:type="dxa" w:w="2592"/>
+            <w:shd w:val="clear" w:color="auto" w:fill="F7FAFC"/>
+            <w:tcMar>
+              <w:top w:w="100" w:type="dxa"/>
+              <w:bottom w:w="100" w:type="dxa"/>
+              <w:left w:w="140" w:type="dxa"/>
+              <w:right w:w="140" w:type="dxa"/>
+            </w:tcMar>
+          </w:tcPr>
+          <w:p>
+            <w:pPr>
+              <w:spacing w:before="0" w:after="0" w:line="276" w:lineRule="auto"/>
+              <w:jc w:val="left"/>
+            </w:pPr>
+            <w:r>
+              <w:rPr>
+                <w:rFonts w:ascii="Calibri" w:hAnsi="Calibri"/>
+                <w:color w:val="1A202C"/>
+                <w:sz w:val="19"/>
+              </w:rPr>
+              <w:t>Trigger</w:t>
+            </w:r>
+          </w:p>
+        </w:tc>
+        <w:tc>
+          <w:tcPr>
+            <w:tcW w:type="dxa" w:w="6768"/>
+            <w:shd w:val="clear" w:color="auto" w:fill="F7FAFC"/>
+            <w:tcMar>
+              <w:top w:w="100" w:type="dxa"/>
+              <w:bottom w:w="100" w:type="dxa"/>
+              <w:left w:w="140" w:type="dxa"/>
+              <w:right w:w="140" w:type="dxa"/>
+            </w:tcMar>
+          </w:tcPr>
+          <w:p>
+            <w:pPr>
+              <w:spacing w:before="0" w:after="0" w:line="276" w:lineRule="auto"/>
+              <w:jc w:val="left"/>
+            </w:pPr>
+            <w:r>
+              <w:rPr>
+                <w:rFonts w:ascii="Calibri" w:hAnsi="Calibri"/>
+                <w:color w:val="1A202C"/>
+                <w:sz w:val="19"/>
+              </w:rPr>
+              <w:t>User opens invoice preview and clicks 'Record Payment'.</w:t>
+            </w:r>
+          </w:p>
+        </w:tc>
+      </w:tr>
+      <w:tr>
+        <w:tc>
+          <w:tcPr>
+            <w:tcW w:type="dxa" w:w="2592"/>
+            <w:shd w:val="clear" w:color="auto" w:fill="FFFFFF"/>
+            <w:tcMar>
+              <w:top w:w="100" w:type="dxa"/>
+              <w:bottom w:w="100" w:type="dxa"/>
+              <w:left w:w="140" w:type="dxa"/>
+              <w:right w:w="140" w:type="dxa"/>
+            </w:tcMar>
+          </w:tcPr>
+          <w:p>
+            <w:pPr>
+              <w:spacing w:before="0" w:after="0" w:line="276" w:lineRule="auto"/>
+              <w:jc w:val="left"/>
+            </w:pPr>
+            <w:r>
+              <w:rPr>
+                <w:rFonts w:ascii="Calibri" w:hAnsi="Calibri"/>
+                <w:color w:val="1A202C"/>
+                <w:sz w:val="19"/>
+              </w:rPr>
+              <w:t>Main Success Scenario</w:t>
+            </w:r>
+          </w:p>
+        </w:tc>
+        <w:tc>
+          <w:tcPr>
+            <w:tcW w:type="dxa" w:w="6768"/>
+            <w:shd w:val="clear" w:color="auto" w:fill="FFFFFF"/>
+            <w:tcMar>
+              <w:top w:w="100" w:type="dxa"/>
+              <w:bottom w:w="100" w:type="dxa"/>
+              <w:left w:w="140" w:type="dxa"/>
+              <w:right w:w="140" w:type="dxa"/>
+            </w:tcMar>
+          </w:tcPr>
+          <w:p>
+            <w:pPr>
+              <w:spacing w:before="0" w:after="0" w:line="276" w:lineRule="auto"/>
+              <w:jc w:val="left"/>
+            </w:pPr>
+            <w:r>
+              <w:rPr>
+                <w:rFonts w:ascii="Calibri" w:hAnsi="Calibri"/>
+                <w:color w:val="1A202C"/>
+                <w:sz w:val="19"/>
+              </w:rPr>
+              <w:t>1. User enters settlement amount, payment date, payment method, and UTR/Ref.</w:t>
+              <w:br/>
+              <w:t>2. System appends transaction record to invoice payments ledger array.</w:t>
+              <w:br/>
+              <w:t>3. System recalculates total paid and updates remaining balance due.</w:t>
+              <w:br/>
+              <w:t>4. If balance due == 0, system transitions status to 'Paid' and stamps official receipt.</w:t>
+            </w:r>
+          </w:p>
+        </w:tc>
+      </w:tr>
+      <w:tr>
+        <w:tc>
+          <w:tcPr>
+            <w:tcW w:type="dxa" w:w="2592"/>
+            <w:shd w:val="clear" w:color="auto" w:fill="F7FAFC"/>
+            <w:tcMar>
+              <w:top w:w="100" w:type="dxa"/>
+              <w:bottom w:w="100" w:type="dxa"/>
+              <w:left w:w="140" w:type="dxa"/>
+              <w:right w:w="140" w:type="dxa"/>
+            </w:tcMar>
+          </w:tcPr>
+          <w:p>
+            <w:pPr>
+              <w:spacing w:before="0" w:after="0" w:line="276" w:lineRule="auto"/>
+              <w:jc w:val="left"/>
+            </w:pPr>
+            <w:r>
+              <w:rPr>
+                <w:rFonts w:ascii="Calibri" w:hAnsi="Calibri"/>
+                <w:color w:val="1A202C"/>
+                <w:sz w:val="19"/>
+              </w:rPr>
+              <w:t>Extensions</w:t>
+            </w:r>
+          </w:p>
+        </w:tc>
+        <w:tc>
+          <w:tcPr>
+            <w:tcW w:type="dxa" w:w="6768"/>
+            <w:shd w:val="clear" w:color="auto" w:fill="F7FAFC"/>
+            <w:tcMar>
+              <w:top w:w="100" w:type="dxa"/>
+              <w:bottom w:w="100" w:type="dxa"/>
+              <w:left w:w="140" w:type="dxa"/>
+              <w:right w:w="140" w:type="dxa"/>
+            </w:tcMar>
+          </w:tcPr>
+          <w:p>
+            <w:pPr>
+              <w:spacing w:before="0" w:after="0" w:line="276" w:lineRule="auto"/>
+              <w:jc w:val="left"/>
+            </w:pPr>
+            <w:r>
+              <w:rPr>
+                <w:rFonts w:ascii="Calibri" w:hAnsi="Calibri"/>
+                <w:color w:val="1A202C"/>
+                <w:sz w:val="19"/>
+              </w:rPr>
+              <w:t>1a. Amount entered &gt; remaining balance due: system displays validation warning.</w:t>
+            </w:r>
+          </w:p>
+        </w:tc>
+      </w:tr>
+      <w:tr>
+        <w:tc>
+          <w:tcPr>
+            <w:tcW w:type="dxa" w:w="2592"/>
+            <w:shd w:val="clear" w:color="auto" w:fill="FFFFFF"/>
+            <w:tcMar>
+              <w:top w:w="100" w:type="dxa"/>
+              <w:bottom w:w="100" w:type="dxa"/>
+              <w:left w:w="140" w:type="dxa"/>
+              <w:right w:w="140" w:type="dxa"/>
+            </w:tcMar>
+          </w:tcPr>
+          <w:p>
+            <w:pPr>
+              <w:spacing w:before="0" w:after="0" w:line="276" w:lineRule="auto"/>
+              <w:jc w:val="left"/>
+            </w:pPr>
+            <w:r>
+              <w:rPr>
+                <w:rFonts w:ascii="Calibri" w:hAnsi="Calibri"/>
+                <w:color w:val="1A202C"/>
+                <w:sz w:val="19"/>
+              </w:rPr>
+              <w:t>Postconditions</w:t>
+            </w:r>
+          </w:p>
+        </w:tc>
+        <w:tc>
+          <w:tcPr>
+            <w:tcW w:type="dxa" w:w="6768"/>
+            <w:shd w:val="clear" w:color="auto" w:fill="FFFFFF"/>
+            <w:tcMar>
+              <w:top w:w="100" w:type="dxa"/>
+              <w:bottom w:w="100" w:type="dxa"/>
+              <w:left w:w="140" w:type="dxa"/>
+              <w:right w:w="140" w:type="dxa"/>
+            </w:tcMar>
+          </w:tcPr>
+          <w:p>
+            <w:pPr>
+              <w:spacing w:before="0" w:after="0" w:line="276" w:lineRule="auto"/>
+              <w:jc w:val="left"/>
+            </w:pPr>
+            <w:r>
+              <w:rPr>
+                <w:rFonts w:ascii="Calibri" w:hAnsi="Calibri"/>
+                <w:color w:val="1A202C"/>
+                <w:sz w:val="19"/>
+              </w:rPr>
+              <w:t>Payment ledger updated in ig_invoices; balance due updated; receipt banner rendered.</w:t>
+            </w:r>
+          </w:p>
+        </w:tc>
+      </w:tr>
+    </w:tbl>
+    <w:p/>
+    <w:p>
+      <w:pPr>
+        <w:pStyle w:val="Heading2"/>
+        <w:spacing w:before="200" w:after="60"/>
+      </w:pPr>
+      <w:r>
+        <w:rPr>
+          <w:rFonts w:ascii="Calibri" w:hAnsi="Calibri"/>
+          <w:b/>
+          <w:color w:val="2C3E50"/>
+          <w:sz w:val="25"/>
+        </w:rPr>
+        <w:t>5. Navigation &amp; Workflow State Machine Walkthrough</w:t>
+      </w:r>
+    </w:p>
+    <w:p>
+      <w:pPr>
+        <w:spacing w:before="0" w:after="90" w:line="276" w:lineRule="auto"/>
+      </w:pPr>
+      <w:r>
+        <w:rPr>
+          <w:rFonts w:ascii="Calibri" w:hAnsi="Calibri"/>
+          <w:color w:val="1A202C"/>
+          <w:sz w:val="21"/>
+        </w:rPr>
+        <w:t>The state machine diagram visualizes the primary actor (Business Owner), user routes, navigation state transitions, and the complete set of functional workflows:</w:t>
       </w:r>
     </w:p>
     <w:p>
@@ -831,7 +2622,7 @@
       <w:r>
         <w:drawing>
           <wp:inline xmlns:a="http://schemas.openxmlformats.org/drawingml/2006/main" xmlns:pic="http://schemas.openxmlformats.org/drawingml/2006/picture">
-            <wp:extent cx="5669280" cy="4620463"/>
+            <wp:extent cx="5486400" cy="4471416"/>
             <wp:docPr id="1" name="Picture 1"/>
             <wp:cNvGraphicFramePr>
               <a:graphicFrameLocks noChangeAspect="1"/>
@@ -844,7 +2635,7 @@
                     <pic:cNvPicPr/>
                   </pic:nvPicPr>
                   <pic:blipFill>
-                    <a:blip r:embed="rId9"/>
+                    <a:blip r:embed="rId11"/>
                     <a:stretch>
                       <a:fillRect/>
                     </a:stretch>
@@ -852,7 +2643,7 @@
                   <pic:spPr>
                     <a:xfrm>
                       <a:off x="0" y="0"/>
-                      <a:ext cx="5669280" cy="4620463"/>
+                      <a:ext cx="5486400" cy="4471416"/>
                     </a:xfrm>
                     <a:prstGeom prst="rect"/>
                   </pic:spPr>
@@ -871,40 +2662,1136 @@
         <w:rPr>
           <w:rFonts w:ascii="Calibri" w:hAnsi="Calibri"/>
           <w:i/>
-          <w:color w:val="666666"/>
+          <w:color w:val="718096"/>
           <w:sz w:val="18"/>
         </w:rPr>
-        <w:t>Figure: Route Navigation and Access Guard State Machine</w:t>
+        <w:t>Figure: Application Route &amp; Navigation Workflow State Machine</w:t>
       </w:r>
     </w:p>
     <w:p/>
     <w:p>
       <w:pPr>
         <w:pStyle w:val="Heading2"/>
+        <w:spacing w:before="200" w:after="60"/>
       </w:pPr>
       <w:r>
         <w:rPr>
           <w:rFonts w:ascii="Calibri" w:hAnsi="Calibri"/>
           <w:b/>
           <w:color w:val="2C3E50"/>
-          <w:sz w:val="26"/>
+          <w:sz w:val="25"/>
         </w:rPr>
-        <w:t>6. Expected Result &amp; Conclusion</w:t>
+        <w:t>Experimental Validation &amp; Test Cases</w:t>
+      </w:r>
+    </w:p>
+    <w:tbl>
+      <w:tblPr>
+        <w:tblW w:type="auto" w:w="0"/>
+        <w:jc w:val="center"/>
+        <w:tblLayout w:type="fixed"/>
+        <w:tblLook w:firstColumn="1" w:firstRow="1" w:lastColumn="0" w:lastRow="0" w:noHBand="0" w:noVBand="1" w:val="04A0"/>
+        <w:tblBorders>
+          <w:top w:val="single" w:sz="4" w:space="0" w:color="D1D5DB"/>
+          <w:left w:val="single" w:sz="4" w:space="0" w:color="D1D5DB"/>
+          <w:bottom w:val="single" w:sz="4" w:space="0" w:color="D1D5DB"/>
+          <w:right w:val="single" w:sz="4" w:space="0" w:color="D1D5DB"/>
+          <w:insideH w:val="single" w:sz="4" w:space="0" w:color="D1D5DB"/>
+          <w:insideV w:val="single" w:sz="4" w:space="0" w:color="D1D5DB"/>
+        </w:tblBorders>
+      </w:tblPr>
+      <w:tblGrid>
+        <w:gridCol w:w="1872"/>
+        <w:gridCol w:w="1872"/>
+        <w:gridCol w:w="1872"/>
+        <w:gridCol w:w="1872"/>
+        <w:gridCol w:w="1872"/>
+      </w:tblGrid>
+      <w:tr>
+        <w:tc>
+          <w:tcPr>
+            <w:tcW w:type="dxa" w:w="1440"/>
+            <w:shd w:val="clear" w:color="auto" w:fill="1B4D4B"/>
+            <w:tcMar>
+              <w:top w:w="120" w:type="dxa"/>
+              <w:bottom w:w="120" w:type="dxa"/>
+              <w:left w:w="140" w:type="dxa"/>
+              <w:right w:w="140" w:type="dxa"/>
+            </w:tcMar>
+          </w:tcPr>
+          <w:p>
+            <w:pPr>
+              <w:spacing w:before="0" w:after="0"/>
+              <w:jc w:val="left"/>
+            </w:pPr>
+            <w:r>
+              <w:rPr>
+                <w:rFonts w:ascii="Calibri" w:hAnsi="Calibri"/>
+                <w:b/>
+                <w:color w:val="FFFFFF"/>
+                <w:sz w:val="20"/>
+              </w:rPr>
+              <w:t>Test ID</w:t>
+            </w:r>
+          </w:p>
+        </w:tc>
+        <w:tc>
+          <w:tcPr>
+            <w:tcW w:type="dxa" w:w="2592"/>
+            <w:shd w:val="clear" w:color="auto" w:fill="1B4D4B"/>
+            <w:tcMar>
+              <w:top w:w="120" w:type="dxa"/>
+              <w:bottom w:w="120" w:type="dxa"/>
+              <w:left w:w="140" w:type="dxa"/>
+              <w:right w:w="140" w:type="dxa"/>
+            </w:tcMar>
+          </w:tcPr>
+          <w:p>
+            <w:pPr>
+              <w:spacing w:before="0" w:after="0"/>
+              <w:jc w:val="left"/>
+            </w:pPr>
+            <w:r>
+              <w:rPr>
+                <w:rFonts w:ascii="Calibri" w:hAnsi="Calibri"/>
+                <w:b/>
+                <w:color w:val="FFFFFF"/>
+                <w:sz w:val="20"/>
+              </w:rPr>
+              <w:t>Scenario / Feature Tested</w:t>
+            </w:r>
+          </w:p>
+        </w:tc>
+        <w:tc>
+          <w:tcPr>
+            <w:tcW w:type="dxa" w:w="2160"/>
+            <w:shd w:val="clear" w:color="auto" w:fill="1B4D4B"/>
+            <w:tcMar>
+              <w:top w:w="120" w:type="dxa"/>
+              <w:bottom w:w="120" w:type="dxa"/>
+              <w:left w:w="140" w:type="dxa"/>
+              <w:right w:w="140" w:type="dxa"/>
+            </w:tcMar>
+          </w:tcPr>
+          <w:p>
+            <w:pPr>
+              <w:spacing w:before="0" w:after="0"/>
+              <w:jc w:val="left"/>
+            </w:pPr>
+            <w:r>
+              <w:rPr>
+                <w:rFonts w:ascii="Calibri" w:hAnsi="Calibri"/>
+                <w:b/>
+                <w:color w:val="FFFFFF"/>
+                <w:sz w:val="20"/>
+              </w:rPr>
+              <w:t>Input Data</w:t>
+            </w:r>
+          </w:p>
+        </w:tc>
+        <w:tc>
+          <w:tcPr>
+            <w:tcW w:type="dxa" w:w="2160"/>
+            <w:shd w:val="clear" w:color="auto" w:fill="1B4D4B"/>
+            <w:tcMar>
+              <w:top w:w="120" w:type="dxa"/>
+              <w:bottom w:w="120" w:type="dxa"/>
+              <w:left w:w="140" w:type="dxa"/>
+              <w:right w:w="140" w:type="dxa"/>
+            </w:tcMar>
+          </w:tcPr>
+          <w:p>
+            <w:pPr>
+              <w:spacing w:before="0" w:after="0"/>
+              <w:jc w:val="left"/>
+            </w:pPr>
+            <w:r>
+              <w:rPr>
+                <w:rFonts w:ascii="Calibri" w:hAnsi="Calibri"/>
+                <w:b/>
+                <w:color w:val="FFFFFF"/>
+                <w:sz w:val="20"/>
+              </w:rPr>
+              <w:t>Expected Result</w:t>
+            </w:r>
+          </w:p>
+        </w:tc>
+        <w:tc>
+          <w:tcPr>
+            <w:tcW w:type="dxa" w:w="1008"/>
+            <w:shd w:val="clear" w:color="auto" w:fill="1B4D4B"/>
+            <w:tcMar>
+              <w:top w:w="120" w:type="dxa"/>
+              <w:bottom w:w="120" w:type="dxa"/>
+              <w:left w:w="140" w:type="dxa"/>
+              <w:right w:w="140" w:type="dxa"/>
+            </w:tcMar>
+          </w:tcPr>
+          <w:p>
+            <w:pPr>
+              <w:spacing w:before="0" w:after="0"/>
+              <w:jc w:val="left"/>
+            </w:pPr>
+            <w:r>
+              <w:rPr>
+                <w:rFonts w:ascii="Calibri" w:hAnsi="Calibri"/>
+                <w:b/>
+                <w:color w:val="FFFFFF"/>
+                <w:sz w:val="20"/>
+              </w:rPr>
+              <w:t>Status</w:t>
+            </w:r>
+          </w:p>
+        </w:tc>
+      </w:tr>
+      <w:tr>
+        <w:tc>
+          <w:tcPr>
+            <w:tcW w:type="dxa" w:w="1440"/>
+            <w:shd w:val="clear" w:color="auto" w:fill="FFFFFF"/>
+            <w:tcMar>
+              <w:top w:w="100" w:type="dxa"/>
+              <w:bottom w:w="100" w:type="dxa"/>
+              <w:left w:w="140" w:type="dxa"/>
+              <w:right w:w="140" w:type="dxa"/>
+            </w:tcMar>
+          </w:tcPr>
+          <w:p>
+            <w:pPr>
+              <w:spacing w:before="0" w:after="0" w:line="276" w:lineRule="auto"/>
+              <w:jc w:val="left"/>
+            </w:pPr>
+            <w:r>
+              <w:rPr>
+                <w:rFonts w:ascii="Calibri" w:hAnsi="Calibri"/>
+                <w:color w:val="1A202C"/>
+                <w:sz w:val="19"/>
+              </w:rPr>
+              <w:t>TC_UC_01</w:t>
+            </w:r>
+          </w:p>
+        </w:tc>
+        <w:tc>
+          <w:tcPr>
+            <w:tcW w:type="dxa" w:w="2592"/>
+            <w:shd w:val="clear" w:color="auto" w:fill="FFFFFF"/>
+            <w:tcMar>
+              <w:top w:w="100" w:type="dxa"/>
+              <w:bottom w:w="100" w:type="dxa"/>
+              <w:left w:w="140" w:type="dxa"/>
+              <w:right w:w="140" w:type="dxa"/>
+            </w:tcMar>
+          </w:tcPr>
+          <w:p>
+            <w:pPr>
+              <w:spacing w:before="0" w:after="0" w:line="276" w:lineRule="auto"/>
+              <w:jc w:val="left"/>
+            </w:pPr>
+            <w:r>
+              <w:rPr>
+                <w:rFonts w:ascii="Calibri" w:hAnsi="Calibri"/>
+                <w:color w:val="1A202C"/>
+                <w:sz w:val="19"/>
+              </w:rPr>
+              <w:t>Verify UC-01 Main Scenario</w:t>
+            </w:r>
+          </w:p>
+        </w:tc>
+        <w:tc>
+          <w:tcPr>
+            <w:tcW w:type="dxa" w:w="2160"/>
+            <w:shd w:val="clear" w:color="auto" w:fill="FFFFFF"/>
+            <w:tcMar>
+              <w:top w:w="100" w:type="dxa"/>
+              <w:bottom w:w="100" w:type="dxa"/>
+              <w:left w:w="140" w:type="dxa"/>
+              <w:right w:w="140" w:type="dxa"/>
+            </w:tcMar>
+          </w:tcPr>
+          <w:p>
+            <w:pPr>
+              <w:spacing w:before="0" w:after="0" w:line="276" w:lineRule="auto"/>
+              <w:jc w:val="left"/>
+            </w:pPr>
+            <w:r>
+              <w:rPr>
+                <w:rFonts w:ascii="Calibri" w:hAnsi="Calibri"/>
+                <w:color w:val="1A202C"/>
+                <w:sz w:val="19"/>
+              </w:rPr>
+              <w:t>Execute steps 1-5 of UC-01</w:t>
+            </w:r>
+          </w:p>
+        </w:tc>
+        <w:tc>
+          <w:tcPr>
+            <w:tcW w:type="dxa" w:w="2160"/>
+            <w:shd w:val="clear" w:color="auto" w:fill="FFFFFF"/>
+            <w:tcMar>
+              <w:top w:w="100" w:type="dxa"/>
+              <w:bottom w:w="100" w:type="dxa"/>
+              <w:left w:w="140" w:type="dxa"/>
+              <w:right w:w="140" w:type="dxa"/>
+            </w:tcMar>
+          </w:tcPr>
+          <w:p>
+            <w:pPr>
+              <w:spacing w:before="0" w:after="0" w:line="276" w:lineRule="auto"/>
+              <w:jc w:val="left"/>
+            </w:pPr>
+            <w:r>
+              <w:rPr>
+                <w:rFonts w:ascii="Calibri" w:hAnsi="Calibri"/>
+                <w:color w:val="1A202C"/>
+                <w:sz w:val="19"/>
+              </w:rPr>
+              <w:t>Invoice created, totals calculated, saved to storage</w:t>
+            </w:r>
+          </w:p>
+        </w:tc>
+        <w:tc>
+          <w:tcPr>
+            <w:tcW w:type="dxa" w:w="1008"/>
+            <w:shd w:val="clear" w:color="auto" w:fill="FFFFFF"/>
+            <w:tcMar>
+              <w:top w:w="100" w:type="dxa"/>
+              <w:bottom w:w="100" w:type="dxa"/>
+              <w:left w:w="140" w:type="dxa"/>
+              <w:right w:w="140" w:type="dxa"/>
+            </w:tcMar>
+          </w:tcPr>
+          <w:p>
+            <w:pPr>
+              <w:spacing w:before="0" w:after="0" w:line="276" w:lineRule="auto"/>
+              <w:jc w:val="left"/>
+            </w:pPr>
+            <w:r>
+              <w:rPr>
+                <w:rFonts w:ascii="Calibri" w:hAnsi="Calibri"/>
+                <w:color w:val="1A202C"/>
+                <w:sz w:val="19"/>
+              </w:rPr>
+              <w:t>Pass</w:t>
+            </w:r>
+          </w:p>
+        </w:tc>
+      </w:tr>
+      <w:tr>
+        <w:tc>
+          <w:tcPr>
+            <w:tcW w:type="dxa" w:w="1440"/>
+            <w:shd w:val="clear" w:color="auto" w:fill="F7FAFC"/>
+            <w:tcMar>
+              <w:top w:w="100" w:type="dxa"/>
+              <w:bottom w:w="100" w:type="dxa"/>
+              <w:left w:w="140" w:type="dxa"/>
+              <w:right w:w="140" w:type="dxa"/>
+            </w:tcMar>
+          </w:tcPr>
+          <w:p>
+            <w:pPr>
+              <w:spacing w:before="0" w:after="0" w:line="276" w:lineRule="auto"/>
+              <w:jc w:val="left"/>
+            </w:pPr>
+            <w:r>
+              <w:rPr>
+                <w:rFonts w:ascii="Calibri" w:hAnsi="Calibri"/>
+                <w:color w:val="1A202C"/>
+                <w:sz w:val="19"/>
+              </w:rPr>
+              <w:t>TC_UC_02</w:t>
+            </w:r>
+          </w:p>
+        </w:tc>
+        <w:tc>
+          <w:tcPr>
+            <w:tcW w:type="dxa" w:w="2592"/>
+            <w:shd w:val="clear" w:color="auto" w:fill="F7FAFC"/>
+            <w:tcMar>
+              <w:top w:w="100" w:type="dxa"/>
+              <w:bottom w:w="100" w:type="dxa"/>
+              <w:left w:w="140" w:type="dxa"/>
+              <w:right w:w="140" w:type="dxa"/>
+            </w:tcMar>
+          </w:tcPr>
+          <w:p>
+            <w:pPr>
+              <w:spacing w:before="0" w:after="0" w:line="276" w:lineRule="auto"/>
+              <w:jc w:val="left"/>
+            </w:pPr>
+            <w:r>
+              <w:rPr>
+                <w:rFonts w:ascii="Calibri" w:hAnsi="Calibri"/>
+                <w:color w:val="1A202C"/>
+                <w:sz w:val="19"/>
+              </w:rPr>
+              <w:t>Verify UC-01 Inter-state extension</w:t>
+            </w:r>
+          </w:p>
+        </w:tc>
+        <w:tc>
+          <w:tcPr>
+            <w:tcW w:type="dxa" w:w="2160"/>
+            <w:shd w:val="clear" w:color="auto" w:fill="F7FAFC"/>
+            <w:tcMar>
+              <w:top w:w="100" w:type="dxa"/>
+              <w:bottom w:w="100" w:type="dxa"/>
+              <w:left w:w="140" w:type="dxa"/>
+              <w:right w:w="140" w:type="dxa"/>
+            </w:tcMar>
+          </w:tcPr>
+          <w:p>
+            <w:pPr>
+              <w:spacing w:before="0" w:after="0" w:line="276" w:lineRule="auto"/>
+              <w:jc w:val="left"/>
+            </w:pPr>
+            <w:r>
+              <w:rPr>
+                <w:rFonts w:ascii="Calibri" w:hAnsi="Calibri"/>
+                <w:color w:val="1A202C"/>
+                <w:sz w:val="19"/>
+              </w:rPr>
+              <w:t>Toggle Inter-state supply checkbox</w:t>
+            </w:r>
+          </w:p>
+        </w:tc>
+        <w:tc>
+          <w:tcPr>
+            <w:tcW w:type="dxa" w:w="2160"/>
+            <w:shd w:val="clear" w:color="auto" w:fill="F7FAFC"/>
+            <w:tcMar>
+              <w:top w:w="100" w:type="dxa"/>
+              <w:bottom w:w="100" w:type="dxa"/>
+              <w:left w:w="140" w:type="dxa"/>
+              <w:right w:w="140" w:type="dxa"/>
+            </w:tcMar>
+          </w:tcPr>
+          <w:p>
+            <w:pPr>
+              <w:spacing w:before="0" w:after="0" w:line="276" w:lineRule="auto"/>
+              <w:jc w:val="left"/>
+            </w:pPr>
+            <w:r>
+              <w:rPr>
+                <w:rFonts w:ascii="Calibri" w:hAnsi="Calibri"/>
+                <w:color w:val="1A202C"/>
+                <w:sz w:val="19"/>
+              </w:rPr>
+              <w:t>Extension executes; tax schedule switches to IGST</w:t>
+            </w:r>
+          </w:p>
+        </w:tc>
+        <w:tc>
+          <w:tcPr>
+            <w:tcW w:type="dxa" w:w="1008"/>
+            <w:shd w:val="clear" w:color="auto" w:fill="F7FAFC"/>
+            <w:tcMar>
+              <w:top w:w="100" w:type="dxa"/>
+              <w:bottom w:w="100" w:type="dxa"/>
+              <w:left w:w="140" w:type="dxa"/>
+              <w:right w:w="140" w:type="dxa"/>
+            </w:tcMar>
+          </w:tcPr>
+          <w:p>
+            <w:pPr>
+              <w:spacing w:before="0" w:after="0" w:line="276" w:lineRule="auto"/>
+              <w:jc w:val="left"/>
+            </w:pPr>
+            <w:r>
+              <w:rPr>
+                <w:rFonts w:ascii="Calibri" w:hAnsi="Calibri"/>
+                <w:color w:val="1A202C"/>
+                <w:sz w:val="19"/>
+              </w:rPr>
+              <w:t>Pass</w:t>
+            </w:r>
+          </w:p>
+        </w:tc>
+      </w:tr>
+      <w:tr>
+        <w:tc>
+          <w:tcPr>
+            <w:tcW w:type="dxa" w:w="1440"/>
+            <w:shd w:val="clear" w:color="auto" w:fill="FFFFFF"/>
+            <w:tcMar>
+              <w:top w:w="100" w:type="dxa"/>
+              <w:bottom w:w="100" w:type="dxa"/>
+              <w:left w:w="140" w:type="dxa"/>
+              <w:right w:w="140" w:type="dxa"/>
+            </w:tcMar>
+          </w:tcPr>
+          <w:p>
+            <w:pPr>
+              <w:spacing w:before="0" w:after="0" w:line="276" w:lineRule="auto"/>
+              <w:jc w:val="left"/>
+            </w:pPr>
+            <w:r>
+              <w:rPr>
+                <w:rFonts w:ascii="Calibri" w:hAnsi="Calibri"/>
+                <w:color w:val="1A202C"/>
+                <w:sz w:val="19"/>
+              </w:rPr>
+              <w:t>TC_UC_03</w:t>
+            </w:r>
+          </w:p>
+        </w:tc>
+        <w:tc>
+          <w:tcPr>
+            <w:tcW w:type="dxa" w:w="2592"/>
+            <w:shd w:val="clear" w:color="auto" w:fill="FFFFFF"/>
+            <w:tcMar>
+              <w:top w:w="100" w:type="dxa"/>
+              <w:bottom w:w="100" w:type="dxa"/>
+              <w:left w:w="140" w:type="dxa"/>
+              <w:right w:w="140" w:type="dxa"/>
+            </w:tcMar>
+          </w:tcPr>
+          <w:p>
+            <w:pPr>
+              <w:spacing w:before="0" w:after="0" w:line="276" w:lineRule="auto"/>
+              <w:jc w:val="left"/>
+            </w:pPr>
+            <w:r>
+              <w:rPr>
+                <w:rFonts w:ascii="Calibri" w:hAnsi="Calibri"/>
+                <w:color w:val="1A202C"/>
+                <w:sz w:val="19"/>
+              </w:rPr>
+              <w:t>Verify UC-02 Settlement status</w:t>
+            </w:r>
+          </w:p>
+        </w:tc>
+        <w:tc>
+          <w:tcPr>
+            <w:tcW w:type="dxa" w:w="2160"/>
+            <w:shd w:val="clear" w:color="auto" w:fill="FFFFFF"/>
+            <w:tcMar>
+              <w:top w:w="100" w:type="dxa"/>
+              <w:bottom w:w="100" w:type="dxa"/>
+              <w:left w:w="140" w:type="dxa"/>
+              <w:right w:w="140" w:type="dxa"/>
+            </w:tcMar>
+          </w:tcPr>
+          <w:p>
+            <w:pPr>
+              <w:spacing w:before="0" w:after="0" w:line="276" w:lineRule="auto"/>
+              <w:jc w:val="left"/>
+            </w:pPr>
+            <w:r>
+              <w:rPr>
+                <w:rFonts w:ascii="Calibri" w:hAnsi="Calibri"/>
+                <w:color w:val="1A202C"/>
+                <w:sz w:val="19"/>
+              </w:rPr>
+              <w:t>Record payment matching grand total</w:t>
+            </w:r>
+          </w:p>
+        </w:tc>
+        <w:tc>
+          <w:tcPr>
+            <w:tcW w:type="dxa" w:w="2160"/>
+            <w:shd w:val="clear" w:color="auto" w:fill="FFFFFF"/>
+            <w:tcMar>
+              <w:top w:w="100" w:type="dxa"/>
+              <w:bottom w:w="100" w:type="dxa"/>
+              <w:left w:w="140" w:type="dxa"/>
+              <w:right w:w="140" w:type="dxa"/>
+            </w:tcMar>
+          </w:tcPr>
+          <w:p>
+            <w:pPr>
+              <w:spacing w:before="0" w:after="0" w:line="276" w:lineRule="auto"/>
+              <w:jc w:val="left"/>
+            </w:pPr>
+            <w:r>
+              <w:rPr>
+                <w:rFonts w:ascii="Calibri" w:hAnsi="Calibri"/>
+                <w:color w:val="1A202C"/>
+                <w:sz w:val="19"/>
+              </w:rPr>
+              <w:t>Status automatically updates from Pending to Paid</w:t>
+            </w:r>
+          </w:p>
+        </w:tc>
+        <w:tc>
+          <w:tcPr>
+            <w:tcW w:type="dxa" w:w="1008"/>
+            <w:shd w:val="clear" w:color="auto" w:fill="FFFFFF"/>
+            <w:tcMar>
+              <w:top w:w="100" w:type="dxa"/>
+              <w:bottom w:w="100" w:type="dxa"/>
+              <w:left w:w="140" w:type="dxa"/>
+              <w:right w:w="140" w:type="dxa"/>
+            </w:tcMar>
+          </w:tcPr>
+          <w:p>
+            <w:pPr>
+              <w:spacing w:before="0" w:after="0" w:line="276" w:lineRule="auto"/>
+              <w:jc w:val="left"/>
+            </w:pPr>
+            <w:r>
+              <w:rPr>
+                <w:rFonts w:ascii="Calibri" w:hAnsi="Calibri"/>
+                <w:color w:val="1A202C"/>
+                <w:sz w:val="19"/>
+              </w:rPr>
+              <w:t>Pass</w:t>
+            </w:r>
+          </w:p>
+        </w:tc>
+      </w:tr>
+      <w:tr>
+        <w:tc>
+          <w:tcPr>
+            <w:tcW w:type="dxa" w:w="1440"/>
+            <w:shd w:val="clear" w:color="auto" w:fill="F7FAFC"/>
+            <w:tcMar>
+              <w:top w:w="100" w:type="dxa"/>
+              <w:bottom w:w="100" w:type="dxa"/>
+              <w:left w:w="140" w:type="dxa"/>
+              <w:right w:w="140" w:type="dxa"/>
+            </w:tcMar>
+          </w:tcPr>
+          <w:p>
+            <w:pPr>
+              <w:spacing w:before="0" w:after="0" w:line="276" w:lineRule="auto"/>
+              <w:jc w:val="left"/>
+            </w:pPr>
+            <w:r>
+              <w:rPr>
+                <w:rFonts w:ascii="Calibri" w:hAnsi="Calibri"/>
+                <w:color w:val="1A202C"/>
+                <w:sz w:val="19"/>
+              </w:rPr>
+              <w:t>TC_UC_04</w:t>
+            </w:r>
+          </w:p>
+        </w:tc>
+        <w:tc>
+          <w:tcPr>
+            <w:tcW w:type="dxa" w:w="2592"/>
+            <w:shd w:val="clear" w:color="auto" w:fill="F7FAFC"/>
+            <w:tcMar>
+              <w:top w:w="100" w:type="dxa"/>
+              <w:bottom w:w="100" w:type="dxa"/>
+              <w:left w:w="140" w:type="dxa"/>
+              <w:right w:w="140" w:type="dxa"/>
+            </w:tcMar>
+          </w:tcPr>
+          <w:p>
+            <w:pPr>
+              <w:spacing w:before="0" w:after="0" w:line="276" w:lineRule="auto"/>
+              <w:jc w:val="left"/>
+            </w:pPr>
+            <w:r>
+              <w:rPr>
+                <w:rFonts w:ascii="Calibri" w:hAnsi="Calibri"/>
+                <w:color w:val="1A202C"/>
+                <w:sz w:val="19"/>
+              </w:rPr>
+              <w:t>Verify &lt;&lt;include&gt;&gt; QR Generation</w:t>
+            </w:r>
+          </w:p>
+        </w:tc>
+        <w:tc>
+          <w:tcPr>
+            <w:tcW w:type="dxa" w:w="2160"/>
+            <w:shd w:val="clear" w:color="auto" w:fill="F7FAFC"/>
+            <w:tcMar>
+              <w:top w:w="100" w:type="dxa"/>
+              <w:bottom w:w="100" w:type="dxa"/>
+              <w:left w:w="140" w:type="dxa"/>
+              <w:right w:w="140" w:type="dxa"/>
+            </w:tcMar>
+          </w:tcPr>
+          <w:p>
+            <w:pPr>
+              <w:spacing w:before="0" w:after="0" w:line="276" w:lineRule="auto"/>
+              <w:jc w:val="left"/>
+            </w:pPr>
+            <w:r>
+              <w:rPr>
+                <w:rFonts w:ascii="Calibri" w:hAnsi="Calibri"/>
+                <w:color w:val="1A202C"/>
+                <w:sz w:val="19"/>
+              </w:rPr>
+              <w:t>Finalize invoice with UPI ID</w:t>
+            </w:r>
+          </w:p>
+        </w:tc>
+        <w:tc>
+          <w:tcPr>
+            <w:tcW w:type="dxa" w:w="2160"/>
+            <w:shd w:val="clear" w:color="auto" w:fill="F7FAFC"/>
+            <w:tcMar>
+              <w:top w:w="100" w:type="dxa"/>
+              <w:bottom w:w="100" w:type="dxa"/>
+              <w:left w:w="140" w:type="dxa"/>
+              <w:right w:w="140" w:type="dxa"/>
+            </w:tcMar>
+          </w:tcPr>
+          <w:p>
+            <w:pPr>
+              <w:spacing w:before="0" w:after="0" w:line="276" w:lineRule="auto"/>
+              <w:jc w:val="left"/>
+            </w:pPr>
+            <w:r>
+              <w:rPr>
+                <w:rFonts w:ascii="Calibri" w:hAnsi="Calibri"/>
+                <w:color w:val="1A202C"/>
+                <w:sz w:val="19"/>
+              </w:rPr>
+              <w:t>QR code is unconditionally synthesized into document</w:t>
+            </w:r>
+          </w:p>
+        </w:tc>
+        <w:tc>
+          <w:tcPr>
+            <w:tcW w:type="dxa" w:w="1008"/>
+            <w:shd w:val="clear" w:color="auto" w:fill="F7FAFC"/>
+            <w:tcMar>
+              <w:top w:w="100" w:type="dxa"/>
+              <w:bottom w:w="100" w:type="dxa"/>
+              <w:left w:w="140" w:type="dxa"/>
+              <w:right w:w="140" w:type="dxa"/>
+            </w:tcMar>
+          </w:tcPr>
+          <w:p>
+            <w:pPr>
+              <w:spacing w:before="0" w:after="0" w:line="276" w:lineRule="auto"/>
+              <w:jc w:val="left"/>
+            </w:pPr>
+            <w:r>
+              <w:rPr>
+                <w:rFonts w:ascii="Calibri" w:hAnsi="Calibri"/>
+                <w:color w:val="1A202C"/>
+                <w:sz w:val="19"/>
+              </w:rPr>
+              <w:t>Pass</w:t>
+            </w:r>
+          </w:p>
+        </w:tc>
+      </w:tr>
+      <w:tr>
+        <w:tc>
+          <w:tcPr>
+            <w:tcW w:type="dxa" w:w="1440"/>
+            <w:shd w:val="clear" w:color="auto" w:fill="FFFFFF"/>
+            <w:tcMar>
+              <w:top w:w="100" w:type="dxa"/>
+              <w:bottom w:w="100" w:type="dxa"/>
+              <w:left w:w="140" w:type="dxa"/>
+              <w:right w:w="140" w:type="dxa"/>
+            </w:tcMar>
+          </w:tcPr>
+          <w:p>
+            <w:pPr>
+              <w:spacing w:before="0" w:after="0" w:line="276" w:lineRule="auto"/>
+              <w:jc w:val="left"/>
+            </w:pPr>
+            <w:r>
+              <w:rPr>
+                <w:rFonts w:ascii="Calibri" w:hAnsi="Calibri"/>
+                <w:color w:val="1A202C"/>
+                <w:sz w:val="19"/>
+              </w:rPr>
+              <w:t>TC_UC_05</w:t>
+            </w:r>
+          </w:p>
+        </w:tc>
+        <w:tc>
+          <w:tcPr>
+            <w:tcW w:type="dxa" w:w="2592"/>
+            <w:shd w:val="clear" w:color="auto" w:fill="FFFFFF"/>
+            <w:tcMar>
+              <w:top w:w="100" w:type="dxa"/>
+              <w:bottom w:w="100" w:type="dxa"/>
+              <w:left w:w="140" w:type="dxa"/>
+              <w:right w:w="140" w:type="dxa"/>
+            </w:tcMar>
+          </w:tcPr>
+          <w:p>
+            <w:pPr>
+              <w:spacing w:before="0" w:after="0" w:line="276" w:lineRule="auto"/>
+              <w:jc w:val="left"/>
+            </w:pPr>
+            <w:r>
+              <w:rPr>
+                <w:rFonts w:ascii="Calibri" w:hAnsi="Calibri"/>
+                <w:color w:val="1A202C"/>
+                <w:sz w:val="19"/>
+              </w:rPr>
+              <w:t>Verify Clone Document use case</w:t>
+            </w:r>
+          </w:p>
+        </w:tc>
+        <w:tc>
+          <w:tcPr>
+            <w:tcW w:type="dxa" w:w="2160"/>
+            <w:shd w:val="clear" w:color="auto" w:fill="FFFFFF"/>
+            <w:tcMar>
+              <w:top w:w="100" w:type="dxa"/>
+              <w:bottom w:w="100" w:type="dxa"/>
+              <w:left w:w="140" w:type="dxa"/>
+              <w:right w:w="140" w:type="dxa"/>
+            </w:tcMar>
+          </w:tcPr>
+          <w:p>
+            <w:pPr>
+              <w:spacing w:before="0" w:after="0" w:line="276" w:lineRule="auto"/>
+              <w:jc w:val="left"/>
+            </w:pPr>
+            <w:r>
+              <w:rPr>
+                <w:rFonts w:ascii="Calibri" w:hAnsi="Calibri"/>
+                <w:color w:val="1A202C"/>
+                <w:sz w:val="19"/>
+              </w:rPr>
+              <w:t>Click Clone on historical invoice</w:t>
+            </w:r>
+          </w:p>
+        </w:tc>
+        <w:tc>
+          <w:tcPr>
+            <w:tcW w:type="dxa" w:w="2160"/>
+            <w:shd w:val="clear" w:color="auto" w:fill="FFFFFF"/>
+            <w:tcMar>
+              <w:top w:w="100" w:type="dxa"/>
+              <w:bottom w:w="100" w:type="dxa"/>
+              <w:left w:w="140" w:type="dxa"/>
+              <w:right w:w="140" w:type="dxa"/>
+            </w:tcMar>
+          </w:tcPr>
+          <w:p>
+            <w:pPr>
+              <w:spacing w:before="0" w:after="0" w:line="276" w:lineRule="auto"/>
+              <w:jc w:val="left"/>
+            </w:pPr>
+            <w:r>
+              <w:rPr>
+                <w:rFonts w:ascii="Calibri" w:hAnsi="Calibri"/>
+                <w:color w:val="1A202C"/>
+                <w:sz w:val="19"/>
+              </w:rPr>
+              <w:t>Prefills builder with customer and items in fresh draft</w:t>
+            </w:r>
+          </w:p>
+        </w:tc>
+        <w:tc>
+          <w:tcPr>
+            <w:tcW w:type="dxa" w:w="1008"/>
+            <w:shd w:val="clear" w:color="auto" w:fill="FFFFFF"/>
+            <w:tcMar>
+              <w:top w:w="100" w:type="dxa"/>
+              <w:bottom w:w="100" w:type="dxa"/>
+              <w:left w:w="140" w:type="dxa"/>
+              <w:right w:w="140" w:type="dxa"/>
+            </w:tcMar>
+          </w:tcPr>
+          <w:p>
+            <w:pPr>
+              <w:spacing w:before="0" w:after="0" w:line="276" w:lineRule="auto"/>
+              <w:jc w:val="left"/>
+            </w:pPr>
+            <w:r>
+              <w:rPr>
+                <w:rFonts w:ascii="Calibri" w:hAnsi="Calibri"/>
+                <w:color w:val="1A202C"/>
+                <w:sz w:val="19"/>
+              </w:rPr>
+              <w:t>Pass</w:t>
+            </w:r>
+          </w:p>
+        </w:tc>
+      </w:tr>
+    </w:tbl>
+    <w:p/>
+    <w:p>
+      <w:pPr>
+        <w:pStyle w:val="Heading2"/>
+        <w:spacing w:before="200" w:after="60"/>
+      </w:pPr>
+      <w:r>
+        <w:rPr>
+          <w:rFonts w:ascii="Calibri" w:hAnsi="Calibri"/>
+          <w:b/>
+          <w:color w:val="2C3E50"/>
+          <w:sz w:val="25"/>
+        </w:rPr>
+        <w:t>Review &amp; Viva-Voce Questions with Solutions</w:t>
       </w:r>
     </w:p>
     <w:p>
+      <w:pPr>
+        <w:spacing w:before="0" w:after="90" w:line="276" w:lineRule="auto"/>
+      </w:pPr>
       <w:r>
-        <w:t>The Use Case model defines the functional interactions available to users, establishing unambiguous requirements for the underlying controller logic and event listeners implemented in JavaScript.</w:t>
+        <w:rPr>
+          <w:rFonts w:ascii="Calibri" w:hAnsi="Calibri"/>
+          <w:color w:val="1A202C"/>
+          <w:sz w:val="21"/>
+        </w:rPr>
+        <w:t>The following technical review questions assess core understanding of software engineering principles, web runtime behavior, and architecture applied in this experiment:</w:t>
+      </w:r>
+    </w:p>
+    <w:p>
+      <w:pPr>
+        <w:spacing w:before="120" w:after="40" w:line="276" w:lineRule="auto"/>
+      </w:pPr>
+      <w:r>
+        <w:rPr>
+          <w:rFonts w:ascii="Calibri" w:hAnsi="Calibri"/>
+          <w:b/>
+          <w:color w:val="1B4D4B"/>
+          <w:sz w:val="21"/>
+        </w:rPr>
+        <w:t>Q1. What is the primary difference between &lt;&lt;include&gt;&gt; and &lt;&lt;extend&gt;&gt; relationships?</w:t>
+      </w:r>
+    </w:p>
+    <w:p>
+      <w:pPr>
+        <w:spacing w:before="0" w:after="120" w:line="276" w:lineRule="auto"/>
+      </w:pPr>
+      <w:r>
+        <w:rPr>
+          <w:rFonts w:ascii="Calibri" w:hAnsi="Calibri"/>
+          <w:b/>
+          <w:color w:val="2C3E50"/>
+          <w:sz w:val="20"/>
+        </w:rPr>
+        <w:t xml:space="preserve">Answer: </w:t>
+      </w:r>
+      <w:r>
+        <w:rPr>
+          <w:rFonts w:ascii="Calibri" w:hAnsi="Calibri"/>
+          <w:color w:val="1A202C"/>
+          <w:sz w:val="20"/>
+        </w:rPr>
+        <w:t>&lt;&lt;include&gt;&gt; represents mandatory behavior that is unconditionally executed as part of the base use case flow. &lt;&lt;extend&gt;&gt; represents optional or conditional behavior that executes only when a specific extension point condition is met.</w:t>
+      </w:r>
+    </w:p>
+    <w:p>
+      <w:pPr>
+        <w:spacing w:before="120" w:after="40" w:line="276" w:lineRule="auto"/>
+      </w:pPr>
+      <w:r>
+        <w:rPr>
+          <w:rFonts w:ascii="Calibri" w:hAnsi="Calibri"/>
+          <w:b/>
+          <w:color w:val="1B4D4B"/>
+          <w:sz w:val="21"/>
+        </w:rPr>
+        <w:t>Q2. Can an actor be a non-human entity in a Use Case Diagram?</w:t>
+      </w:r>
+    </w:p>
+    <w:p>
+      <w:pPr>
+        <w:spacing w:before="0" w:after="120" w:line="276" w:lineRule="auto"/>
+      </w:pPr>
+      <w:r>
+        <w:rPr>
+          <w:rFonts w:ascii="Calibri" w:hAnsi="Calibri"/>
+          <w:b/>
+          <w:color w:val="2C3E50"/>
+          <w:sz w:val="20"/>
+        </w:rPr>
+        <w:t xml:space="preserve">Answer: </w:t>
+      </w:r>
+      <w:r>
+        <w:rPr>
+          <w:rFonts w:ascii="Calibri" w:hAnsi="Calibri"/>
+          <w:color w:val="1A202C"/>
+          <w:sz w:val="20"/>
+        </w:rPr>
+        <w:t>Yes. An actor is any entity external to the system that interacts with it. Actors can be human users (Business Owner, Client), hardware devices (barcode scanner, POS terminal), or external software systems (payment gateways, third-party APIs).</w:t>
+      </w:r>
+    </w:p>
+    <w:p>
+      <w:pPr>
+        <w:spacing w:before="120" w:after="40" w:line="276" w:lineRule="auto"/>
+      </w:pPr>
+      <w:r>
+        <w:rPr>
+          <w:rFonts w:ascii="Calibri" w:hAnsi="Calibri"/>
+          <w:b/>
+          <w:color w:val="1B4D4B"/>
+          <w:sz w:val="21"/>
+        </w:rPr>
+        <w:t>Q3. What constitutes a 'Precondition' in a formal use case specification?</w:t>
+      </w:r>
+    </w:p>
+    <w:p>
+      <w:pPr>
+        <w:spacing w:before="0" w:after="120" w:line="276" w:lineRule="auto"/>
+      </w:pPr>
+      <w:r>
+        <w:rPr>
+          <w:rFonts w:ascii="Calibri" w:hAnsi="Calibri"/>
+          <w:b/>
+          <w:color w:val="2C3E50"/>
+          <w:sz w:val="20"/>
+        </w:rPr>
+        <w:t xml:space="preserve">Answer: </w:t>
+      </w:r>
+      <w:r>
+        <w:rPr>
+          <w:rFonts w:ascii="Calibri" w:hAnsi="Calibri"/>
+          <w:color w:val="1A202C"/>
+          <w:sz w:val="20"/>
+        </w:rPr>
+        <w:t>A precondition is a mandatory state of the system that must be true BEFORE the use case can be initiated. If a precondition is violated (e.g., user is not authenticated), the use case cannot execute.</w:t>
+      </w:r>
+    </w:p>
+    <w:p>
+      <w:pPr>
+        <w:spacing w:before="120" w:after="40" w:line="276" w:lineRule="auto"/>
+      </w:pPr>
+      <w:r>
+        <w:rPr>
+          <w:rFonts w:ascii="Calibri" w:hAnsi="Calibri"/>
+          <w:b/>
+          <w:color w:val="1B4D4B"/>
+          <w:sz w:val="21"/>
+        </w:rPr>
+        <w:t>Q4. What is the significance of the System Boundary box in a Use Case diagram?</w:t>
+      </w:r>
+    </w:p>
+    <w:p>
+      <w:pPr>
+        <w:spacing w:before="0" w:after="120" w:line="276" w:lineRule="auto"/>
+      </w:pPr>
+      <w:r>
+        <w:rPr>
+          <w:rFonts w:ascii="Calibri" w:hAnsi="Calibri"/>
+          <w:b/>
+          <w:color w:val="2C3E50"/>
+          <w:sz w:val="20"/>
+        </w:rPr>
+        <w:t xml:space="preserve">Answer: </w:t>
+      </w:r>
+      <w:r>
+        <w:rPr>
+          <w:rFonts w:ascii="Calibri" w:hAnsi="Calibri"/>
+          <w:color w:val="1A202C"/>
+          <w:sz w:val="20"/>
+        </w:rPr>
+        <w:t>The System Boundary box delineates what is inside the scope of the software application being developed versus what lies outside in the external environment. Use cases reside inside; actors reside strictly outside.</w:t>
+      </w:r>
+    </w:p>
+    <w:p>
+      <w:pPr>
+        <w:spacing w:before="120" w:after="40" w:line="276" w:lineRule="auto"/>
+      </w:pPr>
+      <w:r>
+        <w:rPr>
+          <w:rFonts w:ascii="Calibri" w:hAnsi="Calibri"/>
+          <w:b/>
+          <w:color w:val="1B4D4B"/>
+          <w:sz w:val="21"/>
+        </w:rPr>
+        <w:t>Q5. How do Use Cases differ from Agile User Stories?</w:t>
+      </w:r>
+    </w:p>
+    <w:p>
+      <w:pPr>
+        <w:spacing w:before="0" w:after="120" w:line="276" w:lineRule="auto"/>
+      </w:pPr>
+      <w:r>
+        <w:rPr>
+          <w:rFonts w:ascii="Calibri" w:hAnsi="Calibri"/>
+          <w:b/>
+          <w:color w:val="2C3E50"/>
+          <w:sz w:val="20"/>
+        </w:rPr>
+        <w:t xml:space="preserve">Answer: </w:t>
+      </w:r>
+      <w:r>
+        <w:rPr>
+          <w:rFonts w:ascii="Calibri" w:hAnsi="Calibri"/>
+          <w:color w:val="1A202C"/>
+          <w:sz w:val="20"/>
+        </w:rPr>
+        <w:t>User Stories are brief, conversational placeholders ('As a [role], I want [feature], so that [benefit]') capturing high-level intent. Use Cases are formal, detailed behavioral specifications documenting complete preconditions, main flows, alternate flows, and postconditions.</w:t>
+      </w:r>
+    </w:p>
+    <w:p>
+      <w:pPr>
+        <w:pStyle w:val="Heading2"/>
+        <w:spacing w:before="200" w:after="60"/>
+      </w:pPr>
+      <w:r>
+        <w:rPr>
+          <w:rFonts w:ascii="Calibri" w:hAnsi="Calibri"/>
+          <w:b/>
+          <w:color w:val="2C3E50"/>
+          <w:sz w:val="25"/>
+        </w:rPr>
+        <w:t>Conclusion &amp; Learning Outcomes</w:t>
+      </w:r>
+    </w:p>
+    <w:p>
+      <w:pPr>
+        <w:spacing w:before="0" w:after="90" w:line="276" w:lineRule="auto"/>
+      </w:pPr>
+      <w:r>
+        <w:rPr>
+          <w:rFonts w:ascii="Calibri" w:hAnsi="Calibri"/>
+          <w:color w:val="1A202C"/>
+          <w:sz w:val="21"/>
+        </w:rPr>
+        <w:t>Experiment 7 successfully modeled the functional requirements of Ledgerly from an actor-centric perspective using UML Use Case diagrams and formal specifications. The explicit documentation of &lt;&lt;include&gt;&gt; and &lt;&lt;extend&gt;&gt; relationships guarantees complete traceability between user interactions and implementation logic.</w:t>
       </w:r>
     </w:p>
     <w:sectPr>
+      <w:headerReference w:type="default" r:id="rId9"/>
+      <w:footerReference w:type="default" r:id="rId10"/>
       <w:pgSz w:w="12240" w:h="15840"/>
-      <w:pgMar w:top="1440" w:right="1800" w:bottom="1440" w:left="1800" w:header="720" w:footer="720" w:gutter="0"/>
+      <w:pgMar w:top="1440" w:right="1440" w:bottom="1440" w:left="1440" w:header="720" w:footer="720" w:gutter="0"/>
       <w:cols w:space="720"/>
       <w:docGrid w:linePitch="360"/>
     </w:sectPr>
   </w:body>
 </w:document>
+</file>
+
+<file path=word/footer1.xml><?xml version="1.0" encoding="utf-8"?>
+<w:ftr xmlns:m="http://schemas.openxmlformats.org/officeDocument/2006/math" xmlns:mc="http://schemas.openxmlformats.org/markup-compatibility/2006" xmlns:mo="http://schemas.microsoft.com/office/mac/office/2008/main" xmlns:mv="urn:schemas-microsoft-com:mac:vml" xmlns:o="urn:schemas-microsoft-com:office:office" xmlns:r="http://schemas.openxmlformats.org/officeDocument/2006/relationships" xmlns:v="urn:schemas-microsoft-com:vml" xmlns:w10="urn:schemas-microsoft-com:office:word" xmlns:w14="http://schemas.microsoft.com/office/word/2010/wordml" xmlns:w="http://schemas.openxmlformats.org/wordprocessingml/2006/main" xmlns:wne="http://schemas.microsoft.com/office/word/2006/wordml" xmlns:wp14="http://schemas.microsoft.com/office/word/2010/wordprocessingDrawing" xmlns:wp="http://schemas.openxmlformats.org/drawingml/2006/wordprocessingDrawing" xmlns:wpc="http://schemas.microsoft.com/office/word/2010/wordprocessingCanvas" xmlns:wpg="http://schemas.microsoft.com/office/word/2010/wordprocessingGroup" xmlns:wpi="http://schemas.microsoft.com/office/word/2010/wordprocessingInk" xmlns:wps="http://schemas.microsoft.com/office/word/2010/wordprocessingShape" mc:Ignorable="w14 wp14">
+  <w:p>
+    <w:pPr>
+      <w:pStyle w:val="Footer"/>
+      <w:jc w:val="both"/>
+    </w:pPr>
+    <w:r>
+      <w:rPr>
+        <w:rFonts w:ascii="Calibri" w:hAnsi="Calibri"/>
+        <w:color w:val="718096"/>
+        <w:sz w:val="17"/>
+      </w:rPr>
+      <w:t>Project Case Study: Ledgerly PWA</w:t>
+      <w:tab/>
+      <w:tab/>
+      <w:t>Academic Year 2026-27</w:t>
+    </w:r>
+  </w:p>
+</w:ftr>
+</file>
+
+<file path=word/header1.xml><?xml version="1.0" encoding="utf-8"?>
+<w:hdr xmlns:m="http://schemas.openxmlformats.org/officeDocument/2006/math" xmlns:mc="http://schemas.openxmlformats.org/markup-compatibility/2006" xmlns:mo="http://schemas.microsoft.com/office/mac/office/2008/main" xmlns:mv="urn:schemas-microsoft-com:mac:vml" xmlns:o="urn:schemas-microsoft-com:office:office" xmlns:r="http://schemas.openxmlformats.org/officeDocument/2006/relationships" xmlns:v="urn:schemas-microsoft-com:vml" xmlns:w10="urn:schemas-microsoft-com:office:word" xmlns:w14="http://schemas.microsoft.com/office/word/2010/wordml" xmlns:w="http://schemas.openxmlformats.org/wordprocessingml/2006/main" xmlns:wne="http://schemas.microsoft.com/office/word/2006/wordml" xmlns:wp14="http://schemas.microsoft.com/office/word/2010/wordprocessingDrawing" xmlns:wp="http://schemas.openxmlformats.org/drawingml/2006/wordprocessingDrawing" xmlns:wpc="http://schemas.microsoft.com/office/word/2010/wordprocessingCanvas" xmlns:wpg="http://schemas.microsoft.com/office/word/2010/wordprocessingGroup" xmlns:wpi="http://schemas.microsoft.com/office/word/2010/wordprocessingInk" xmlns:wps="http://schemas.microsoft.com/office/word/2010/wordprocessingShape" mc:Ignorable="w14 wp14">
+  <w:p>
+    <w:pPr>
+      <w:pStyle w:val="Header"/>
+      <w:jc w:val="right"/>
+    </w:pPr>
+    <w:r>
+      <w:rPr>
+        <w:rFonts w:ascii="Calibri" w:hAnsi="Calibri"/>
+        <w:color w:val="718096"/>
+        <w:sz w:val="17"/>
+      </w:rPr>
+      <w:t>Department of Computer Engineering  |  WDL Lab (CMPN Div C)</w:t>
+    </w:r>
+  </w:p>
+</w:hdr>
 </file>
 
 <file path=word/numbering.xml><?xml version="1.0" encoding="utf-8"?>
